--- a/tables/b_WCEN_PANASNEG.docx
+++ b/tables/b_WCEN_PANASNEG.docx
@@ -19,7 +19,7 @@
         <w:t xml:space="preserve"> </w:t>
       </w:r>
       <w:r>
-        <w:t xml:space="preserve">% Fri Apr 22 21:34:21 2022</w:t>
+        <w:t xml:space="preserve">% Tue Jun 14 23:32:27 2022</w:t>
       </w:r>
     </w:p>
     <w:tbl>
@@ -29,10 +29,10 @@
         <w:tblLook w:firstRow="1" w:lastRow="0" w:firstColumn="0" w:lastColumn="0" w:noHBand="0" w:noVBand="0" w:val="0020"/>
       </w:tblPr>
       <w:tblGrid>
-        <w:gridCol w:w="725"/>
-        <w:gridCol w:w="1505"/>
-        <w:gridCol w:w="1450"/>
-        <w:gridCol w:w="4238"/>
+        <w:gridCol w:w="837"/>
+        <w:gridCol w:w="1159"/>
+        <w:gridCol w:w="1609"/>
+        <w:gridCol w:w="4314"/>
       </w:tblGrid>
       <w:tr>
         <w:trPr>
@@ -108,7 +108,7 @@
               <w:jc w:val="left"/>
             </w:pPr>
             <w:r>
-              <w:t xml:space="preserve">SomMot 3</w:t>
+              <w:t xml:space="preserve">DorsAttn Post 5</w:t>
             </w:r>
           </w:p>
         </w:tc>
@@ -120,7 +120,7 @@
               <w:jc w:val="right"/>
             </w:pPr>
             <w:r>
-              <w:t xml:space="preserve">-0.013 [-0.024, -0.001]</w:t>
+              <w:t xml:space="preserve">-0.023 [-0.051, 0.007]</w:t>
             </w:r>
           </w:p>
         </w:tc>
@@ -141,7 +141,7 @@
                     <a:graphicData uri="http://schemas.openxmlformats.org/drawingml/2006/picture">
                       <pic:pic>
                         <pic:nvPicPr>
-                          <pic:cNvPr descr="plots/parcel_icons/7Networks_LH_SomMot_3_lateral.png" id="0" name="Picture"/>
+                          <pic:cNvPr descr="plots/parcel_icons/7Networks_LH_DorsAttn_Post_5_lateral.png" id="0" name="Picture"/>
                           <pic:cNvPicPr>
                             <a:picLocks noChangeArrowheads="1" noChangeAspect="1"/>
                           </pic:cNvPicPr>
@@ -197,7 +197,7 @@
               <w:jc w:val="left"/>
             </w:pPr>
             <w:r>
-              <w:t xml:space="preserve">SomMot 25</w:t>
+              <w:t xml:space="preserve">Cont PFCl 2</w:t>
             </w:r>
           </w:p>
         </w:tc>
@@ -209,7 +209,7 @@
               <w:jc w:val="right"/>
             </w:pPr>
             <w:r>
-              <w:t xml:space="preserve">-0.011 [-0.020, -0.001]</w:t>
+              <w:t xml:space="preserve">-0.015 [-0.040, 0.009]</w:t>
             </w:r>
           </w:p>
         </w:tc>
@@ -230,7 +230,7 @@
                     <a:graphicData uri="http://schemas.openxmlformats.org/drawingml/2006/picture">
                       <pic:pic>
                         <pic:nvPicPr>
-                          <pic:cNvPr descr="plots/parcel_icons/7Networks_LH_SomMot_25_medial.png" id="0" name="Picture"/>
+                          <pic:cNvPr descr="plots/parcel_icons/7Networks_LH_Cont_PFCl_2_lateral.png" id="0" name="Picture"/>
                           <pic:cNvPicPr>
                             <a:picLocks noChangeArrowheads="1" noChangeAspect="1"/>
                           </pic:cNvPicPr>
@@ -286,7 +286,7 @@
               <w:jc w:val="left"/>
             </w:pPr>
             <w:r>
-              <w:t xml:space="preserve">DorsAttn Post 5</w:t>
+              <w:t xml:space="preserve">Cont PFCl 6</w:t>
             </w:r>
           </w:p>
         </w:tc>
@@ -298,7 +298,7 @@
               <w:jc w:val="right"/>
             </w:pPr>
             <w:r>
-              <w:t xml:space="preserve">-0.020 [-0.031, -0.010]</w:t>
+              <w:t xml:space="preserve">-0.014 [-0.036, 0.008]</w:t>
             </w:r>
           </w:p>
         </w:tc>
@@ -319,7 +319,7 @@
                     <a:graphicData uri="http://schemas.openxmlformats.org/drawingml/2006/picture">
                       <pic:pic>
                         <pic:nvPicPr>
-                          <pic:cNvPr descr="plots/parcel_icons/7Networks_LH_DorsAttn_Post_5_lateral.png" id="0" name="Picture"/>
+                          <pic:cNvPr descr="plots/parcel_icons/7Networks_LH_Cont_PFCl_6_lateral.png" id="0" name="Picture"/>
                           <pic:cNvPicPr>
                             <a:picLocks noChangeArrowheads="1" noChangeAspect="1"/>
                           </pic:cNvPicPr>
@@ -363,7 +363,7 @@
               <w:jc w:val="left"/>
             </w:pPr>
             <w:r>
-              <w:t xml:space="preserve">Left</w:t>
+              <w:t xml:space="preserve">Right</w:t>
             </w:r>
           </w:p>
         </w:tc>
@@ -375,7 +375,7 @@
               <w:jc w:val="left"/>
             </w:pPr>
             <w:r>
-              <w:t xml:space="preserve">SalVentAttn ParOper 2</w:t>
+              <w:t xml:space="preserve">DorsAttn Post 3</w:t>
             </w:r>
           </w:p>
         </w:tc>
@@ -387,7 +387,7 @@
               <w:jc w:val="right"/>
             </w:pPr>
             <w:r>
-              <w:t xml:space="preserve">-0.010 [-0.019, -0.000]</w:t>
+              <w:t xml:space="preserve">-0.015 [-0.043, 0.010]</w:t>
             </w:r>
           </w:p>
         </w:tc>
@@ -408,7 +408,7 @@
                     <a:graphicData uri="http://schemas.openxmlformats.org/drawingml/2006/picture">
                       <pic:pic>
                         <pic:nvPicPr>
-                          <pic:cNvPr descr="plots/parcel_icons/7Networks_LH_SalVentAttn_ParOper_2_lateral.png" id="0" name="Picture"/>
+                          <pic:cNvPr descr="plots/parcel_icons/7Networks_RH_DorsAttn_Post_3_lateral.png" id="0" name="Picture"/>
                           <pic:cNvPicPr>
                             <a:picLocks noChangeArrowheads="1" noChangeAspect="1"/>
                           </pic:cNvPicPr>
@@ -452,7 +452,7 @@
               <w:jc w:val="left"/>
             </w:pPr>
             <w:r>
-              <w:t xml:space="preserve">Left</w:t>
+              <w:t xml:space="preserve">Right</w:t>
             </w:r>
           </w:p>
         </w:tc>
@@ -464,7 +464,7 @@
               <w:jc w:val="left"/>
             </w:pPr>
             <w:r>
-              <w:t xml:space="preserve">SalVentAttn FrOperIns 3</w:t>
+              <w:t xml:space="preserve">Cont PFCl 2</w:t>
             </w:r>
           </w:p>
         </w:tc>
@@ -476,7 +476,7 @@
               <w:jc w:val="right"/>
             </w:pPr>
             <w:r>
-              <w:t xml:space="preserve">-0.017 [-0.029, -0.006]</w:t>
+              <w:t xml:space="preserve">-0.014 [-0.034, 0.008]</w:t>
             </w:r>
           </w:p>
         </w:tc>
@@ -497,7 +497,7 @@
                     <a:graphicData uri="http://schemas.openxmlformats.org/drawingml/2006/picture">
                       <pic:pic>
                         <pic:nvPicPr>
-                          <pic:cNvPr descr="plots/parcel_icons/7Networks_LH_SalVentAttn_FrOperIns_3_lateral.png" id="0" name="Picture"/>
+                          <pic:cNvPr descr="plots/parcel_icons/7Networks_RH_Cont_PFCl_2_lateral.png" id="0" name="Picture"/>
                           <pic:cNvPicPr>
                             <a:picLocks noChangeArrowheads="1" noChangeAspect="1"/>
                           </pic:cNvPicPr>
@@ -541,7 +541,7 @@
               <w:jc w:val="left"/>
             </w:pPr>
             <w:r>
-              <w:t xml:space="preserve">Left</w:t>
+              <w:t xml:space="preserve">Right</w:t>
             </w:r>
           </w:p>
         </w:tc>
@@ -553,7 +553,7 @@
               <w:jc w:val="left"/>
             </w:pPr>
             <w:r>
-              <w:t xml:space="preserve">SalVentAttn FrOperIns 7</w:t>
+              <w:t xml:space="preserve">Cont PFCl 4</w:t>
             </w:r>
           </w:p>
         </w:tc>
@@ -565,1342 +565,7 @@
               <w:jc w:val="right"/>
             </w:pPr>
             <w:r>
-              <w:t xml:space="preserve">-0.011 [-0.021, -0.000]</w:t>
-            </w:r>
-          </w:p>
-        </w:tc>
-        <w:tc>
-          <w:tcPr/>
-          <w:p>
-            <w:pPr>
-              <w:pStyle w:val="Compact"/>
-              <w:jc w:val="center"/>
-            </w:pPr>
-            <w:r>
-              <w:drawing>
-                <wp:inline>
-                  <wp:extent cx="984738" cy="666686"/>
-                  <wp:effectExtent b="0" l="0" r="0" t="0"/>
-                  <wp:docPr descr="" title="" id="1" name="Picture"/>
-                  <a:graphic>
-                    <a:graphicData uri="http://schemas.openxmlformats.org/drawingml/2006/picture">
-                      <pic:pic>
-                        <pic:nvPicPr>
-                          <pic:cNvPr descr="plots/parcel_icons/7Networks_LH_SalVentAttn_FrOperIns_7_lateral.png" id="0" name="Picture"/>
-                          <pic:cNvPicPr>
-                            <a:picLocks noChangeArrowheads="1" noChangeAspect="1"/>
-                          </pic:cNvPicPr>
-                        </pic:nvPicPr>
-                        <pic:blipFill>
-                          <a:blip r:embed="rId25"/>
-                          <a:stretch>
-                            <a:fillRect/>
-                          </a:stretch>
-                        </pic:blipFill>
-                        <pic:spPr bwMode="auto">
-                          <a:xfrm>
-                            <a:off x="0" y="0"/>
-                            <a:ext cx="984738" cy="666686"/>
-                          </a:xfrm>
-                          <a:prstGeom prst="rect">
-                            <a:avLst/>
-                          </a:prstGeom>
-                          <a:noFill/>
-                          <a:ln w="9525">
-                            <a:noFill/>
-                            <a:headEnd/>
-                            <a:tailEnd/>
-                          </a:ln>
-                        </pic:spPr>
-                      </pic:pic>
-                    </a:graphicData>
-                  </a:graphic>
-                </wp:inline>
-              </w:drawing>
-            </w:r>
-          </w:p>
-        </w:tc>
-      </w:tr>
-      <w:tr>
-        <w:tc>
-          <w:tcPr/>
-          <w:p>
-            <w:pPr>
-              <w:pStyle w:val="Compact"/>
-              <w:jc w:val="left"/>
-            </w:pPr>
-            <w:r>
-              <w:t xml:space="preserve">Left</w:t>
-            </w:r>
-          </w:p>
-        </w:tc>
-        <w:tc>
-          <w:tcPr/>
-          <w:p>
-            <w:pPr>
-              <w:pStyle w:val="Compact"/>
-              <w:jc w:val="left"/>
-            </w:pPr>
-            <w:r>
-              <w:t xml:space="preserve">Cont Par 5</w:t>
-            </w:r>
-          </w:p>
-        </w:tc>
-        <w:tc>
-          <w:tcPr/>
-          <w:p>
-            <w:pPr>
-              <w:pStyle w:val="Compact"/>
-              <w:jc w:val="right"/>
-            </w:pPr>
-            <w:r>
-              <w:t xml:space="preserve">-0.010 [-0.018, -0.001]</w:t>
-            </w:r>
-          </w:p>
-        </w:tc>
-        <w:tc>
-          <w:tcPr/>
-          <w:p>
-            <w:pPr>
-              <w:pStyle w:val="Compact"/>
-              <w:jc w:val="center"/>
-            </w:pPr>
-            <w:r>
-              <w:drawing>
-                <wp:inline>
-                  <wp:extent cx="984738" cy="666686"/>
-                  <wp:effectExtent b="0" l="0" r="0" t="0"/>
-                  <wp:docPr descr="" title="" id="1" name="Picture"/>
-                  <a:graphic>
-                    <a:graphicData uri="http://schemas.openxmlformats.org/drawingml/2006/picture">
-                      <pic:pic>
-                        <pic:nvPicPr>
-                          <pic:cNvPr descr="plots/parcel_icons/7Networks_LH_Cont_Par_5_lateral.png" id="0" name="Picture"/>
-                          <pic:cNvPicPr>
-                            <a:picLocks noChangeArrowheads="1" noChangeAspect="1"/>
-                          </pic:cNvPicPr>
-                        </pic:nvPicPr>
-                        <pic:blipFill>
-                          <a:blip r:embed="rId26"/>
-                          <a:stretch>
-                            <a:fillRect/>
-                          </a:stretch>
-                        </pic:blipFill>
-                        <pic:spPr bwMode="auto">
-                          <a:xfrm>
-                            <a:off x="0" y="0"/>
-                            <a:ext cx="984738" cy="666686"/>
-                          </a:xfrm>
-                          <a:prstGeom prst="rect">
-                            <a:avLst/>
-                          </a:prstGeom>
-                          <a:noFill/>
-                          <a:ln w="9525">
-                            <a:noFill/>
-                            <a:headEnd/>
-                            <a:tailEnd/>
-                          </a:ln>
-                        </pic:spPr>
-                      </pic:pic>
-                    </a:graphicData>
-                  </a:graphic>
-                </wp:inline>
-              </w:drawing>
-            </w:r>
-          </w:p>
-        </w:tc>
-      </w:tr>
-      <w:tr>
-        <w:tc>
-          <w:tcPr/>
-          <w:p>
-            <w:pPr>
-              <w:pStyle w:val="Compact"/>
-              <w:jc w:val="left"/>
-            </w:pPr>
-            <w:r>
-              <w:t xml:space="preserve">Left</w:t>
-            </w:r>
-          </w:p>
-        </w:tc>
-        <w:tc>
-          <w:tcPr/>
-          <w:p>
-            <w:pPr>
-              <w:pStyle w:val="Compact"/>
-              <w:jc w:val="left"/>
-            </w:pPr>
-            <w:r>
-              <w:t xml:space="preserve">Cont PFCv 1</w:t>
-            </w:r>
-          </w:p>
-        </w:tc>
-        <w:tc>
-          <w:tcPr/>
-          <w:p>
-            <w:pPr>
-              <w:pStyle w:val="Compact"/>
-              <w:jc w:val="right"/>
-            </w:pPr>
-            <w:r>
-              <w:t xml:space="preserve">-0.012 [-0.023, -0.002]</w:t>
-            </w:r>
-          </w:p>
-        </w:tc>
-        <w:tc>
-          <w:tcPr/>
-          <w:p>
-            <w:pPr>
-              <w:pStyle w:val="Compact"/>
-              <w:jc w:val="center"/>
-            </w:pPr>
-            <w:r>
-              <w:drawing>
-                <wp:inline>
-                  <wp:extent cx="984738" cy="666686"/>
-                  <wp:effectExtent b="0" l="0" r="0" t="0"/>
-                  <wp:docPr descr="" title="" id="1" name="Picture"/>
-                  <a:graphic>
-                    <a:graphicData uri="http://schemas.openxmlformats.org/drawingml/2006/picture">
-                      <pic:pic>
-                        <pic:nvPicPr>
-                          <pic:cNvPr descr="plots/parcel_icons/7Networks_LH_Cont_PFCv_1_lateral.png" id="0" name="Picture"/>
-                          <pic:cNvPicPr>
-                            <a:picLocks noChangeArrowheads="1" noChangeAspect="1"/>
-                          </pic:cNvPicPr>
-                        </pic:nvPicPr>
-                        <pic:blipFill>
-                          <a:blip r:embed="rId27"/>
-                          <a:stretch>
-                            <a:fillRect/>
-                          </a:stretch>
-                        </pic:blipFill>
-                        <pic:spPr bwMode="auto">
-                          <a:xfrm>
-                            <a:off x="0" y="0"/>
-                            <a:ext cx="984738" cy="666686"/>
-                          </a:xfrm>
-                          <a:prstGeom prst="rect">
-                            <a:avLst/>
-                          </a:prstGeom>
-                          <a:noFill/>
-                          <a:ln w="9525">
-                            <a:noFill/>
-                            <a:headEnd/>
-                            <a:tailEnd/>
-                          </a:ln>
-                        </pic:spPr>
-                      </pic:pic>
-                    </a:graphicData>
-                  </a:graphic>
-                </wp:inline>
-              </w:drawing>
-            </w:r>
-          </w:p>
-        </w:tc>
-      </w:tr>
-      <w:tr>
-        <w:tc>
-          <w:tcPr/>
-          <w:p>
-            <w:pPr>
-              <w:pStyle w:val="Compact"/>
-              <w:jc w:val="left"/>
-            </w:pPr>
-            <w:r>
-              <w:t xml:space="preserve">Left</w:t>
-            </w:r>
-          </w:p>
-        </w:tc>
-        <w:tc>
-          <w:tcPr/>
-          <w:p>
-            <w:pPr>
-              <w:pStyle w:val="Compact"/>
-              <w:jc w:val="left"/>
-            </w:pPr>
-            <w:r>
-              <w:t xml:space="preserve">Default PFC 6</w:t>
-            </w:r>
-          </w:p>
-        </w:tc>
-        <w:tc>
-          <w:tcPr/>
-          <w:p>
-            <w:pPr>
-              <w:pStyle w:val="Compact"/>
-              <w:jc w:val="right"/>
-            </w:pPr>
-            <w:r>
-              <w:t xml:space="preserve">-0.011 [-0.020, -0.002]</w:t>
-            </w:r>
-          </w:p>
-        </w:tc>
-        <w:tc>
-          <w:tcPr/>
-          <w:p>
-            <w:pPr>
-              <w:pStyle w:val="Compact"/>
-              <w:jc w:val="center"/>
-            </w:pPr>
-            <w:r>
-              <w:drawing>
-                <wp:inline>
-                  <wp:extent cx="984738" cy="666686"/>
-                  <wp:effectExtent b="0" l="0" r="0" t="0"/>
-                  <wp:docPr descr="" title="" id="1" name="Picture"/>
-                  <a:graphic>
-                    <a:graphicData uri="http://schemas.openxmlformats.org/drawingml/2006/picture">
-                      <pic:pic>
-                        <pic:nvPicPr>
-                          <pic:cNvPr descr="plots/parcel_icons/7Networks_LH_Default_PFC_6_lateral.png" id="0" name="Picture"/>
-                          <pic:cNvPicPr>
-                            <a:picLocks noChangeArrowheads="1" noChangeAspect="1"/>
-                          </pic:cNvPicPr>
-                        </pic:nvPicPr>
-                        <pic:blipFill>
-                          <a:blip r:embed="rId28"/>
-                          <a:stretch>
-                            <a:fillRect/>
-                          </a:stretch>
-                        </pic:blipFill>
-                        <pic:spPr bwMode="auto">
-                          <a:xfrm>
-                            <a:off x="0" y="0"/>
-                            <a:ext cx="984738" cy="666686"/>
-                          </a:xfrm>
-                          <a:prstGeom prst="rect">
-                            <a:avLst/>
-                          </a:prstGeom>
-                          <a:noFill/>
-                          <a:ln w="9525">
-                            <a:noFill/>
-                            <a:headEnd/>
-                            <a:tailEnd/>
-                          </a:ln>
-                        </pic:spPr>
-                      </pic:pic>
-                    </a:graphicData>
-                  </a:graphic>
-                </wp:inline>
-              </w:drawing>
-            </w:r>
-          </w:p>
-        </w:tc>
-      </w:tr>
-      <w:tr>
-        <w:tc>
-          <w:tcPr/>
-          <w:p>
-            <w:pPr>
-              <w:pStyle w:val="Compact"/>
-              <w:jc w:val="left"/>
-            </w:pPr>
-            <w:r>
-              <w:t xml:space="preserve">Left</w:t>
-            </w:r>
-          </w:p>
-        </w:tc>
-        <w:tc>
-          <w:tcPr/>
-          <w:p>
-            <w:pPr>
-              <w:pStyle w:val="Compact"/>
-              <w:jc w:val="left"/>
-            </w:pPr>
-            <w:r>
-              <w:t xml:space="preserve">Default pCunPCC 1</w:t>
-            </w:r>
-          </w:p>
-        </w:tc>
-        <w:tc>
-          <w:tcPr/>
-          <w:p>
-            <w:pPr>
-              <w:pStyle w:val="Compact"/>
-              <w:jc w:val="right"/>
-            </w:pPr>
-            <w:r>
-              <w:t xml:space="preserve">0.013 [ 0.003, 0.023]</w:t>
-            </w:r>
-          </w:p>
-        </w:tc>
-        <w:tc>
-          <w:tcPr/>
-          <w:p>
-            <w:pPr>
-              <w:pStyle w:val="Compact"/>
-              <w:jc w:val="center"/>
-            </w:pPr>
-            <w:r>
-              <w:drawing>
-                <wp:inline>
-                  <wp:extent cx="984738" cy="666686"/>
-                  <wp:effectExtent b="0" l="0" r="0" t="0"/>
-                  <wp:docPr descr="" title="" id="1" name="Picture"/>
-                  <a:graphic>
-                    <a:graphicData uri="http://schemas.openxmlformats.org/drawingml/2006/picture">
-                      <pic:pic>
-                        <pic:nvPicPr>
-                          <pic:cNvPr descr="plots/parcel_icons/7Networks_LH_Default_pCunPCC_1_medial.png" id="0" name="Picture"/>
-                          <pic:cNvPicPr>
-                            <a:picLocks noChangeArrowheads="1" noChangeAspect="1"/>
-                          </pic:cNvPicPr>
-                        </pic:nvPicPr>
-                        <pic:blipFill>
-                          <a:blip r:embed="rId29"/>
-                          <a:stretch>
-                            <a:fillRect/>
-                          </a:stretch>
-                        </pic:blipFill>
-                        <pic:spPr bwMode="auto">
-                          <a:xfrm>
-                            <a:off x="0" y="0"/>
-                            <a:ext cx="984738" cy="666686"/>
-                          </a:xfrm>
-                          <a:prstGeom prst="rect">
-                            <a:avLst/>
-                          </a:prstGeom>
-                          <a:noFill/>
-                          <a:ln w="9525">
-                            <a:noFill/>
-                            <a:headEnd/>
-                            <a:tailEnd/>
-                          </a:ln>
-                        </pic:spPr>
-                      </pic:pic>
-                    </a:graphicData>
-                  </a:graphic>
-                </wp:inline>
-              </w:drawing>
-            </w:r>
-          </w:p>
-        </w:tc>
-      </w:tr>
-      <w:tr>
-        <w:tc>
-          <w:tcPr/>
-          <w:p>
-            <w:pPr>
-              <w:pStyle w:val="Compact"/>
-              <w:jc w:val="left"/>
-            </w:pPr>
-            <w:r>
-              <w:t xml:space="preserve">Right</w:t>
-            </w:r>
-          </w:p>
-        </w:tc>
-        <w:tc>
-          <w:tcPr/>
-          <w:p>
-            <w:pPr>
-              <w:pStyle w:val="Compact"/>
-              <w:jc w:val="left"/>
-            </w:pPr>
-            <w:r>
-              <w:t xml:space="preserve">Vis 9</w:t>
-            </w:r>
-          </w:p>
-        </w:tc>
-        <w:tc>
-          <w:tcPr/>
-          <w:p>
-            <w:pPr>
-              <w:pStyle w:val="Compact"/>
-              <w:jc w:val="right"/>
-            </w:pPr>
-            <w:r>
-              <w:t xml:space="preserve">-0.012 [-0.022, -0.003]</w:t>
-            </w:r>
-          </w:p>
-        </w:tc>
-        <w:tc>
-          <w:tcPr/>
-          <w:p>
-            <w:pPr>
-              <w:pStyle w:val="Compact"/>
-              <w:jc w:val="center"/>
-            </w:pPr>
-            <w:r>
-              <w:drawing>
-                <wp:inline>
-                  <wp:extent cx="984738" cy="666686"/>
-                  <wp:effectExtent b="0" l="0" r="0" t="0"/>
-                  <wp:docPr descr="" title="" id="1" name="Picture"/>
-                  <a:graphic>
-                    <a:graphicData uri="http://schemas.openxmlformats.org/drawingml/2006/picture">
-                      <pic:pic>
-                        <pic:nvPicPr>
-                          <pic:cNvPr descr="plots/parcel_icons/7Networks_RH_Vis_9_lateral.png" id="0" name="Picture"/>
-                          <pic:cNvPicPr>
-                            <a:picLocks noChangeArrowheads="1" noChangeAspect="1"/>
-                          </pic:cNvPicPr>
-                        </pic:nvPicPr>
-                        <pic:blipFill>
-                          <a:blip r:embed="rId30"/>
-                          <a:stretch>
-                            <a:fillRect/>
-                          </a:stretch>
-                        </pic:blipFill>
-                        <pic:spPr bwMode="auto">
-                          <a:xfrm>
-                            <a:off x="0" y="0"/>
-                            <a:ext cx="984738" cy="666686"/>
-                          </a:xfrm>
-                          <a:prstGeom prst="rect">
-                            <a:avLst/>
-                          </a:prstGeom>
-                          <a:noFill/>
-                          <a:ln w="9525">
-                            <a:noFill/>
-                            <a:headEnd/>
-                            <a:tailEnd/>
-                          </a:ln>
-                        </pic:spPr>
-                      </pic:pic>
-                    </a:graphicData>
-                  </a:graphic>
-                </wp:inline>
-              </w:drawing>
-            </w:r>
-          </w:p>
-        </w:tc>
-      </w:tr>
-      <w:tr>
-        <w:tc>
-          <w:tcPr/>
-          <w:p>
-            <w:pPr>
-              <w:pStyle w:val="Compact"/>
-              <w:jc w:val="left"/>
-            </w:pPr>
-            <w:r>
-              <w:t xml:space="preserve">Right</w:t>
-            </w:r>
-          </w:p>
-        </w:tc>
-        <w:tc>
-          <w:tcPr/>
-          <w:p>
-            <w:pPr>
-              <w:pStyle w:val="Compact"/>
-              <w:jc w:val="left"/>
-            </w:pPr>
-            <w:r>
-              <w:t xml:space="preserve">SomMot 16</w:t>
-            </w:r>
-          </w:p>
-        </w:tc>
-        <w:tc>
-          <w:tcPr/>
-          <w:p>
-            <w:pPr>
-              <w:pStyle w:val="Compact"/>
-              <w:jc w:val="right"/>
-            </w:pPr>
-            <w:r>
-              <w:t xml:space="preserve">-0.009 [-0.018, -0.000]</w:t>
-            </w:r>
-          </w:p>
-        </w:tc>
-        <w:tc>
-          <w:tcPr/>
-          <w:p>
-            <w:pPr>
-              <w:pStyle w:val="Compact"/>
-              <w:jc w:val="center"/>
-            </w:pPr>
-            <w:r>
-              <w:drawing>
-                <wp:inline>
-                  <wp:extent cx="984738" cy="666686"/>
-                  <wp:effectExtent b="0" l="0" r="0" t="0"/>
-                  <wp:docPr descr="" title="" id="1" name="Picture"/>
-                  <a:graphic>
-                    <a:graphicData uri="http://schemas.openxmlformats.org/drawingml/2006/picture">
-                      <pic:pic>
-                        <pic:nvPicPr>
-                          <pic:cNvPr descr="plots/parcel_icons/7Networks_RH_SomMot_16_lateral.png" id="0" name="Picture"/>
-                          <pic:cNvPicPr>
-                            <a:picLocks noChangeArrowheads="1" noChangeAspect="1"/>
-                          </pic:cNvPicPr>
-                        </pic:nvPicPr>
-                        <pic:blipFill>
-                          <a:blip r:embed="rId31"/>
-                          <a:stretch>
-                            <a:fillRect/>
-                          </a:stretch>
-                        </pic:blipFill>
-                        <pic:spPr bwMode="auto">
-                          <a:xfrm>
-                            <a:off x="0" y="0"/>
-                            <a:ext cx="984738" cy="666686"/>
-                          </a:xfrm>
-                          <a:prstGeom prst="rect">
-                            <a:avLst/>
-                          </a:prstGeom>
-                          <a:noFill/>
-                          <a:ln w="9525">
-                            <a:noFill/>
-                            <a:headEnd/>
-                            <a:tailEnd/>
-                          </a:ln>
-                        </pic:spPr>
-                      </pic:pic>
-                    </a:graphicData>
-                  </a:graphic>
-                </wp:inline>
-              </w:drawing>
-            </w:r>
-          </w:p>
-        </w:tc>
-      </w:tr>
-      <w:tr>
-        <w:tc>
-          <w:tcPr/>
-          <w:p>
-            <w:pPr>
-              <w:pStyle w:val="Compact"/>
-              <w:jc w:val="left"/>
-            </w:pPr>
-            <w:r>
-              <w:t xml:space="preserve">Right</w:t>
-            </w:r>
-          </w:p>
-        </w:tc>
-        <w:tc>
-          <w:tcPr/>
-          <w:p>
-            <w:pPr>
-              <w:pStyle w:val="Compact"/>
-              <w:jc w:val="left"/>
-            </w:pPr>
-            <w:r>
-              <w:t xml:space="preserve">SomMot 36</w:t>
-            </w:r>
-          </w:p>
-        </w:tc>
-        <w:tc>
-          <w:tcPr/>
-          <w:p>
-            <w:pPr>
-              <w:pStyle w:val="Compact"/>
-              <w:jc w:val="right"/>
-            </w:pPr>
-            <w:r>
-              <w:t xml:space="preserve">-0.010 [-0.017, -0.001]</w:t>
-            </w:r>
-          </w:p>
-        </w:tc>
-        <w:tc>
-          <w:tcPr/>
-          <w:p>
-            <w:pPr>
-              <w:pStyle w:val="Compact"/>
-              <w:jc w:val="center"/>
-            </w:pPr>
-            <w:r>
-              <w:drawing>
-                <wp:inline>
-                  <wp:extent cx="984738" cy="666686"/>
-                  <wp:effectExtent b="0" l="0" r="0" t="0"/>
-                  <wp:docPr descr="" title="" id="1" name="Picture"/>
-                  <a:graphic>
-                    <a:graphicData uri="http://schemas.openxmlformats.org/drawingml/2006/picture">
-                      <pic:pic>
-                        <pic:nvPicPr>
-                          <pic:cNvPr descr="plots/parcel_icons/7Networks_RH_SomMot_36_lateral.png" id="0" name="Picture"/>
-                          <pic:cNvPicPr>
-                            <a:picLocks noChangeArrowheads="1" noChangeAspect="1"/>
-                          </pic:cNvPicPr>
-                        </pic:nvPicPr>
-                        <pic:blipFill>
-                          <a:blip r:embed="rId32"/>
-                          <a:stretch>
-                            <a:fillRect/>
-                          </a:stretch>
-                        </pic:blipFill>
-                        <pic:spPr bwMode="auto">
-                          <a:xfrm>
-                            <a:off x="0" y="0"/>
-                            <a:ext cx="984738" cy="666686"/>
-                          </a:xfrm>
-                          <a:prstGeom prst="rect">
-                            <a:avLst/>
-                          </a:prstGeom>
-                          <a:noFill/>
-                          <a:ln w="9525">
-                            <a:noFill/>
-                            <a:headEnd/>
-                            <a:tailEnd/>
-                          </a:ln>
-                        </pic:spPr>
-                      </pic:pic>
-                    </a:graphicData>
-                  </a:graphic>
-                </wp:inline>
-              </w:drawing>
-            </w:r>
-          </w:p>
-        </w:tc>
-      </w:tr>
-      <w:tr>
-        <w:tc>
-          <w:tcPr/>
-          <w:p>
-            <w:pPr>
-              <w:pStyle w:val="Compact"/>
-              <w:jc w:val="left"/>
-            </w:pPr>
-            <w:r>
-              <w:t xml:space="preserve">Right</w:t>
-            </w:r>
-          </w:p>
-        </w:tc>
-        <w:tc>
-          <w:tcPr/>
-          <w:p>
-            <w:pPr>
-              <w:pStyle w:val="Compact"/>
-              <w:jc w:val="left"/>
-            </w:pPr>
-            <w:r>
-              <w:t xml:space="preserve">DorsAttn Post 3</w:t>
-            </w:r>
-          </w:p>
-        </w:tc>
-        <w:tc>
-          <w:tcPr/>
-          <w:p>
-            <w:pPr>
-              <w:pStyle w:val="Compact"/>
-              <w:jc w:val="right"/>
-            </w:pPr>
-            <w:r>
-              <w:t xml:space="preserve">-0.013 [-0.024, -0.003]</w:t>
-            </w:r>
-          </w:p>
-        </w:tc>
-        <w:tc>
-          <w:tcPr/>
-          <w:p>
-            <w:pPr>
-              <w:pStyle w:val="Compact"/>
-              <w:jc w:val="center"/>
-            </w:pPr>
-            <w:r>
-              <w:drawing>
-                <wp:inline>
-                  <wp:extent cx="984738" cy="666686"/>
-                  <wp:effectExtent b="0" l="0" r="0" t="0"/>
-                  <wp:docPr descr="" title="" id="1" name="Picture"/>
-                  <a:graphic>
-                    <a:graphicData uri="http://schemas.openxmlformats.org/drawingml/2006/picture">
-                      <pic:pic>
-                        <pic:nvPicPr>
-                          <pic:cNvPr descr="plots/parcel_icons/7Networks_RH_DorsAttn_Post_3_lateral.png" id="0" name="Picture"/>
-                          <pic:cNvPicPr>
-                            <a:picLocks noChangeArrowheads="1" noChangeAspect="1"/>
-                          </pic:cNvPicPr>
-                        </pic:nvPicPr>
-                        <pic:blipFill>
-                          <a:blip r:embed="rId33"/>
-                          <a:stretch>
-                            <a:fillRect/>
-                          </a:stretch>
-                        </pic:blipFill>
-                        <pic:spPr bwMode="auto">
-                          <a:xfrm>
-                            <a:off x="0" y="0"/>
-                            <a:ext cx="984738" cy="666686"/>
-                          </a:xfrm>
-                          <a:prstGeom prst="rect">
-                            <a:avLst/>
-                          </a:prstGeom>
-                          <a:noFill/>
-                          <a:ln w="9525">
-                            <a:noFill/>
-                            <a:headEnd/>
-                            <a:tailEnd/>
-                          </a:ln>
-                        </pic:spPr>
-                      </pic:pic>
-                    </a:graphicData>
-                  </a:graphic>
-                </wp:inline>
-              </w:drawing>
-            </w:r>
-          </w:p>
-        </w:tc>
-      </w:tr>
-      <w:tr>
-        <w:tc>
-          <w:tcPr/>
-          <w:p>
-            <w:pPr>
-              <w:pStyle w:val="Compact"/>
-              <w:jc w:val="left"/>
-            </w:pPr>
-            <w:r>
-              <w:t xml:space="preserve">Right</w:t>
-            </w:r>
-          </w:p>
-        </w:tc>
-        <w:tc>
-          <w:tcPr/>
-          <w:p>
-            <w:pPr>
-              <w:pStyle w:val="Compact"/>
-              <w:jc w:val="left"/>
-            </w:pPr>
-            <w:r>
-              <w:t xml:space="preserve">DorsAttn Post 7</w:t>
-            </w:r>
-          </w:p>
-        </w:tc>
-        <w:tc>
-          <w:tcPr/>
-          <w:p>
-            <w:pPr>
-              <w:pStyle w:val="Compact"/>
-              <w:jc w:val="right"/>
-            </w:pPr>
-            <w:r>
-              <w:t xml:space="preserve">-0.008 [-0.016, -0.000]</w:t>
-            </w:r>
-          </w:p>
-        </w:tc>
-        <w:tc>
-          <w:tcPr/>
-          <w:p>
-            <w:pPr>
-              <w:pStyle w:val="Compact"/>
-              <w:jc w:val="center"/>
-            </w:pPr>
-            <w:r>
-              <w:drawing>
-                <wp:inline>
-                  <wp:extent cx="984738" cy="666686"/>
-                  <wp:effectExtent b="0" l="0" r="0" t="0"/>
-                  <wp:docPr descr="" title="" id="1" name="Picture"/>
-                  <a:graphic>
-                    <a:graphicData uri="http://schemas.openxmlformats.org/drawingml/2006/picture">
-                      <pic:pic>
-                        <pic:nvPicPr>
-                          <pic:cNvPr descr="plots/parcel_icons/7Networks_RH_DorsAttn_Post_7_medial.png" id="0" name="Picture"/>
-                          <pic:cNvPicPr>
-                            <a:picLocks noChangeArrowheads="1" noChangeAspect="1"/>
-                          </pic:cNvPicPr>
-                        </pic:nvPicPr>
-                        <pic:blipFill>
-                          <a:blip r:embed="rId34"/>
-                          <a:stretch>
-                            <a:fillRect/>
-                          </a:stretch>
-                        </pic:blipFill>
-                        <pic:spPr bwMode="auto">
-                          <a:xfrm>
-                            <a:off x="0" y="0"/>
-                            <a:ext cx="984738" cy="666686"/>
-                          </a:xfrm>
-                          <a:prstGeom prst="rect">
-                            <a:avLst/>
-                          </a:prstGeom>
-                          <a:noFill/>
-                          <a:ln w="9525">
-                            <a:noFill/>
-                            <a:headEnd/>
-                            <a:tailEnd/>
-                          </a:ln>
-                        </pic:spPr>
-                      </pic:pic>
-                    </a:graphicData>
-                  </a:graphic>
-                </wp:inline>
-              </w:drawing>
-            </w:r>
-          </w:p>
-        </w:tc>
-      </w:tr>
-      <w:tr>
-        <w:tc>
-          <w:tcPr/>
-          <w:p>
-            <w:pPr>
-              <w:pStyle w:val="Compact"/>
-              <w:jc w:val="left"/>
-            </w:pPr>
-            <w:r>
-              <w:t xml:space="preserve">Right</w:t>
-            </w:r>
-          </w:p>
-        </w:tc>
-        <w:tc>
-          <w:tcPr/>
-          <w:p>
-            <w:pPr>
-              <w:pStyle w:val="Compact"/>
-              <w:jc w:val="left"/>
-            </w:pPr>
-            <w:r>
-              <w:t xml:space="preserve">DorsAttn Post 15</w:t>
-            </w:r>
-          </w:p>
-        </w:tc>
-        <w:tc>
-          <w:tcPr/>
-          <w:p>
-            <w:pPr>
-              <w:pStyle w:val="Compact"/>
-              <w:jc w:val="right"/>
-            </w:pPr>
-            <w:r>
-              <w:t xml:space="preserve">-0.010 [-0.018, -0.001]</w:t>
-            </w:r>
-          </w:p>
-        </w:tc>
-        <w:tc>
-          <w:tcPr/>
-          <w:p>
-            <w:pPr>
-              <w:pStyle w:val="Compact"/>
-              <w:jc w:val="center"/>
-            </w:pPr>
-            <w:r>
-              <w:drawing>
-                <wp:inline>
-                  <wp:extent cx="984738" cy="666686"/>
-                  <wp:effectExtent b="0" l="0" r="0" t="0"/>
-                  <wp:docPr descr="" title="" id="1" name="Picture"/>
-                  <a:graphic>
-                    <a:graphicData uri="http://schemas.openxmlformats.org/drawingml/2006/picture">
-                      <pic:pic>
-                        <pic:nvPicPr>
-                          <pic:cNvPr descr="plots/parcel_icons/7Networks_RH_DorsAttn_Post_15_medial.png" id="0" name="Picture"/>
-                          <pic:cNvPicPr>
-                            <a:picLocks noChangeArrowheads="1" noChangeAspect="1"/>
-                          </pic:cNvPicPr>
-                        </pic:nvPicPr>
-                        <pic:blipFill>
-                          <a:blip r:embed="rId35"/>
-                          <a:stretch>
-                            <a:fillRect/>
-                          </a:stretch>
-                        </pic:blipFill>
-                        <pic:spPr bwMode="auto">
-                          <a:xfrm>
-                            <a:off x="0" y="0"/>
-                            <a:ext cx="984738" cy="666686"/>
-                          </a:xfrm>
-                          <a:prstGeom prst="rect">
-                            <a:avLst/>
-                          </a:prstGeom>
-                          <a:noFill/>
-                          <a:ln w="9525">
-                            <a:noFill/>
-                            <a:headEnd/>
-                            <a:tailEnd/>
-                          </a:ln>
-                        </pic:spPr>
-                      </pic:pic>
-                    </a:graphicData>
-                  </a:graphic>
-                </wp:inline>
-              </w:drawing>
-            </w:r>
-          </w:p>
-        </w:tc>
-      </w:tr>
-      <w:tr>
-        <w:tc>
-          <w:tcPr/>
-          <w:p>
-            <w:pPr>
-              <w:pStyle w:val="Compact"/>
-              <w:jc w:val="left"/>
-            </w:pPr>
-            <w:r>
-              <w:t xml:space="preserve">Right</w:t>
-            </w:r>
-          </w:p>
-        </w:tc>
-        <w:tc>
-          <w:tcPr/>
-          <w:p>
-            <w:pPr>
-              <w:pStyle w:val="Compact"/>
-              <w:jc w:val="left"/>
-            </w:pPr>
-            <w:r>
-              <w:t xml:space="preserve">SalVentAttn TempOccPar 1</w:t>
-            </w:r>
-          </w:p>
-        </w:tc>
-        <w:tc>
-          <w:tcPr/>
-          <w:p>
-            <w:pPr>
-              <w:pStyle w:val="Compact"/>
-              <w:jc w:val="right"/>
-            </w:pPr>
-            <w:r>
-              <w:t xml:space="preserve">-0.011 [-0.021, -0.002]</w:t>
-            </w:r>
-          </w:p>
-        </w:tc>
-        <w:tc>
-          <w:tcPr/>
-          <w:p>
-            <w:pPr>
-              <w:pStyle w:val="Compact"/>
-              <w:jc w:val="center"/>
-            </w:pPr>
-            <w:r>
-              <w:drawing>
-                <wp:inline>
-                  <wp:extent cx="984738" cy="666686"/>
-                  <wp:effectExtent b="0" l="0" r="0" t="0"/>
-                  <wp:docPr descr="" title="" id="1" name="Picture"/>
-                  <a:graphic>
-                    <a:graphicData uri="http://schemas.openxmlformats.org/drawingml/2006/picture">
-                      <pic:pic>
-                        <pic:nvPicPr>
-                          <pic:cNvPr descr="plots/parcel_icons/7Networks_RH_SalVentAttn_TempOccPar_1_lateral.png" id="0" name="Picture"/>
-                          <pic:cNvPicPr>
-                            <a:picLocks noChangeArrowheads="1" noChangeAspect="1"/>
-                          </pic:cNvPicPr>
-                        </pic:nvPicPr>
-                        <pic:blipFill>
-                          <a:blip r:embed="rId36"/>
-                          <a:stretch>
-                            <a:fillRect/>
-                          </a:stretch>
-                        </pic:blipFill>
-                        <pic:spPr bwMode="auto">
-                          <a:xfrm>
-                            <a:off x="0" y="0"/>
-                            <a:ext cx="984738" cy="666686"/>
-                          </a:xfrm>
-                          <a:prstGeom prst="rect">
-                            <a:avLst/>
-                          </a:prstGeom>
-                          <a:noFill/>
-                          <a:ln w="9525">
-                            <a:noFill/>
-                            <a:headEnd/>
-                            <a:tailEnd/>
-                          </a:ln>
-                        </pic:spPr>
-                      </pic:pic>
-                    </a:graphicData>
-                  </a:graphic>
-                </wp:inline>
-              </w:drawing>
-            </w:r>
-          </w:p>
-        </w:tc>
-      </w:tr>
-      <w:tr>
-        <w:tc>
-          <w:tcPr/>
-          <w:p>
-            <w:pPr>
-              <w:pStyle w:val="Compact"/>
-              <w:jc w:val="left"/>
-            </w:pPr>
-            <w:r>
-              <w:t xml:space="preserve">Right</w:t>
-            </w:r>
-          </w:p>
-        </w:tc>
-        <w:tc>
-          <w:tcPr/>
-          <w:p>
-            <w:pPr>
-              <w:pStyle w:val="Compact"/>
-              <w:jc w:val="left"/>
-            </w:pPr>
-            <w:r>
-              <w:t xml:space="preserve">SalVentAttn TempOccPar 3</w:t>
-            </w:r>
-          </w:p>
-        </w:tc>
-        <w:tc>
-          <w:tcPr/>
-          <w:p>
-            <w:pPr>
-              <w:pStyle w:val="Compact"/>
-              <w:jc w:val="right"/>
-            </w:pPr>
-            <w:r>
-              <w:t xml:space="preserve">-0.009 [-0.018, -0.000]</w:t>
-            </w:r>
-          </w:p>
-        </w:tc>
-        <w:tc>
-          <w:tcPr/>
-          <w:p>
-            <w:pPr>
-              <w:pStyle w:val="Compact"/>
-              <w:jc w:val="center"/>
-            </w:pPr>
-            <w:r>
-              <w:drawing>
-                <wp:inline>
-                  <wp:extent cx="984738" cy="666686"/>
-                  <wp:effectExtent b="0" l="0" r="0" t="0"/>
-                  <wp:docPr descr="" title="" id="1" name="Picture"/>
-                  <a:graphic>
-                    <a:graphicData uri="http://schemas.openxmlformats.org/drawingml/2006/picture">
-                      <pic:pic>
-                        <pic:nvPicPr>
-                          <pic:cNvPr descr="plots/parcel_icons/7Networks_RH_SalVentAttn_TempOccPar_3_lateral.png" id="0" name="Picture"/>
-                          <pic:cNvPicPr>
-                            <a:picLocks noChangeArrowheads="1" noChangeAspect="1"/>
-                          </pic:cNvPicPr>
-                        </pic:nvPicPr>
-                        <pic:blipFill>
-                          <a:blip r:embed="rId37"/>
-                          <a:stretch>
-                            <a:fillRect/>
-                          </a:stretch>
-                        </pic:blipFill>
-                        <pic:spPr bwMode="auto">
-                          <a:xfrm>
-                            <a:off x="0" y="0"/>
-                            <a:ext cx="984738" cy="666686"/>
-                          </a:xfrm>
-                          <a:prstGeom prst="rect">
-                            <a:avLst/>
-                          </a:prstGeom>
-                          <a:noFill/>
-                          <a:ln w="9525">
-                            <a:noFill/>
-                            <a:headEnd/>
-                            <a:tailEnd/>
-                          </a:ln>
-                        </pic:spPr>
-                      </pic:pic>
-                    </a:graphicData>
-                  </a:graphic>
-                </wp:inline>
-              </w:drawing>
-            </w:r>
-          </w:p>
-        </w:tc>
-      </w:tr>
-      <w:tr>
-        <w:tc>
-          <w:tcPr/>
-          <w:p>
-            <w:pPr>
-              <w:pStyle w:val="Compact"/>
-              <w:jc w:val="left"/>
-            </w:pPr>
-            <w:r>
-              <w:t xml:space="preserve">Right</w:t>
-            </w:r>
-          </w:p>
-        </w:tc>
-        <w:tc>
-          <w:tcPr/>
-          <w:p>
-            <w:pPr>
-              <w:pStyle w:val="Compact"/>
-              <w:jc w:val="left"/>
-            </w:pPr>
-            <w:r>
-              <w:t xml:space="preserve">SalVentAttn Med 3</w:t>
-            </w:r>
-          </w:p>
-        </w:tc>
-        <w:tc>
-          <w:tcPr/>
-          <w:p>
-            <w:pPr>
-              <w:pStyle w:val="Compact"/>
-              <w:jc w:val="right"/>
-            </w:pPr>
-            <w:r>
-              <w:t xml:space="preserve">0.017 [ 0.005, 0.029]</w:t>
-            </w:r>
-          </w:p>
-        </w:tc>
-        <w:tc>
-          <w:tcPr/>
-          <w:p>
-            <w:pPr>
-              <w:pStyle w:val="Compact"/>
-              <w:jc w:val="center"/>
-            </w:pPr>
-            <w:r>
-              <w:drawing>
-                <wp:inline>
-                  <wp:extent cx="984738" cy="666686"/>
-                  <wp:effectExtent b="0" l="0" r="0" t="0"/>
-                  <wp:docPr descr="" title="" id="1" name="Picture"/>
-                  <a:graphic>
-                    <a:graphicData uri="http://schemas.openxmlformats.org/drawingml/2006/picture">
-                      <pic:pic>
-                        <pic:nvPicPr>
-                          <pic:cNvPr descr="plots/parcel_icons/7Networks_RH_SalVentAttn_Med_3_medial.png" id="0" name="Picture"/>
-                          <pic:cNvPicPr>
-                            <a:picLocks noChangeArrowheads="1" noChangeAspect="1"/>
-                          </pic:cNvPicPr>
-                        </pic:nvPicPr>
-                        <pic:blipFill>
-                          <a:blip r:embed="rId38"/>
-                          <a:stretch>
-                            <a:fillRect/>
-                          </a:stretch>
-                        </pic:blipFill>
-                        <pic:spPr bwMode="auto">
-                          <a:xfrm>
-                            <a:off x="0" y="0"/>
-                            <a:ext cx="984738" cy="666686"/>
-                          </a:xfrm>
-                          <a:prstGeom prst="rect">
-                            <a:avLst/>
-                          </a:prstGeom>
-                          <a:noFill/>
-                          <a:ln w="9525">
-                            <a:noFill/>
-                            <a:headEnd/>
-                            <a:tailEnd/>
-                          </a:ln>
-                        </pic:spPr>
-                      </pic:pic>
-                    </a:graphicData>
-                  </a:graphic>
-                </wp:inline>
-              </w:drawing>
-            </w:r>
-          </w:p>
-        </w:tc>
-      </w:tr>
-      <w:tr>
-        <w:tc>
-          <w:tcPr/>
-          <w:p>
-            <w:pPr>
-              <w:pStyle w:val="Compact"/>
-              <w:jc w:val="left"/>
-            </w:pPr>
-            <w:r>
-              <w:t xml:space="preserve">Right</w:t>
-            </w:r>
-          </w:p>
-        </w:tc>
-        <w:tc>
-          <w:tcPr/>
-          <w:p>
-            <w:pPr>
-              <w:pStyle w:val="Compact"/>
-              <w:jc w:val="left"/>
-            </w:pPr>
-            <w:r>
-              <w:t xml:space="preserve">SalVentAttn Med 5</w:t>
-            </w:r>
-          </w:p>
-        </w:tc>
-        <w:tc>
-          <w:tcPr/>
-          <w:p>
-            <w:pPr>
-              <w:pStyle w:val="Compact"/>
-              <w:jc w:val="right"/>
-            </w:pPr>
-            <w:r>
-              <w:t xml:space="preserve">0.013 [ 0.004, 0.023]</w:t>
-            </w:r>
-          </w:p>
-        </w:tc>
-        <w:tc>
-          <w:tcPr/>
-          <w:p>
-            <w:pPr>
-              <w:pStyle w:val="Compact"/>
-              <w:jc w:val="center"/>
-            </w:pPr>
-            <w:r>
-              <w:drawing>
-                <wp:inline>
-                  <wp:extent cx="984738" cy="666686"/>
-                  <wp:effectExtent b="0" l="0" r="0" t="0"/>
-                  <wp:docPr descr="" title="" id="1" name="Picture"/>
-                  <a:graphic>
-                    <a:graphicData uri="http://schemas.openxmlformats.org/drawingml/2006/picture">
-                      <pic:pic>
-                        <pic:nvPicPr>
-                          <pic:cNvPr descr="plots/parcel_icons/7Networks_RH_SalVentAttn_Med_5_medial.png" id="0" name="Picture"/>
-                          <pic:cNvPicPr>
-                            <a:picLocks noChangeArrowheads="1" noChangeAspect="1"/>
-                          </pic:cNvPicPr>
-                        </pic:nvPicPr>
-                        <pic:blipFill>
-                          <a:blip r:embed="rId39"/>
-                          <a:stretch>
-                            <a:fillRect/>
-                          </a:stretch>
-                        </pic:blipFill>
-                        <pic:spPr bwMode="auto">
-                          <a:xfrm>
-                            <a:off x="0" y="0"/>
-                            <a:ext cx="984738" cy="666686"/>
-                          </a:xfrm>
-                          <a:prstGeom prst="rect">
-                            <a:avLst/>
-                          </a:prstGeom>
-                          <a:noFill/>
-                          <a:ln w="9525">
-                            <a:noFill/>
-                            <a:headEnd/>
-                            <a:tailEnd/>
-                          </a:ln>
-                        </pic:spPr>
-                      </pic:pic>
-                    </a:graphicData>
-                  </a:graphic>
-                </wp:inline>
-              </w:drawing>
-            </w:r>
-          </w:p>
-        </w:tc>
-      </w:tr>
-      <w:tr>
-        <w:tc>
-          <w:tcPr/>
-          <w:p>
-            <w:pPr>
-              <w:pStyle w:val="Compact"/>
-              <w:jc w:val="left"/>
-            </w:pPr>
-            <w:r>
-              <w:t xml:space="preserve">Right</w:t>
-            </w:r>
-          </w:p>
-        </w:tc>
-        <w:tc>
-          <w:tcPr/>
-          <w:p>
-            <w:pPr>
-              <w:pStyle w:val="Compact"/>
-              <w:jc w:val="left"/>
-            </w:pPr>
-            <w:r>
-              <w:t xml:space="preserve">Cont PFCl 4</w:t>
-            </w:r>
-          </w:p>
-        </w:tc>
-        <w:tc>
-          <w:tcPr/>
-          <w:p>
-            <w:pPr>
-              <w:pStyle w:val="Compact"/>
-              <w:jc w:val="right"/>
-            </w:pPr>
-            <w:r>
-              <w:t xml:space="preserve">-0.020 [-0.029, -0.009]</w:t>
+              <w:t xml:space="preserve">-0.016 [-0.041, 0.008]</w:t>
             </w:r>
           </w:p>
         </w:tc>
@@ -1927,96 +592,7 @@
                           </pic:cNvPicPr>
                         </pic:nvPicPr>
                         <pic:blipFill>
-                          <a:blip r:embed="rId40"/>
-                          <a:stretch>
-                            <a:fillRect/>
-                          </a:stretch>
-                        </pic:blipFill>
-                        <pic:spPr bwMode="auto">
-                          <a:xfrm>
-                            <a:off x="0" y="0"/>
-                            <a:ext cx="984738" cy="666686"/>
-                          </a:xfrm>
-                          <a:prstGeom prst="rect">
-                            <a:avLst/>
-                          </a:prstGeom>
-                          <a:noFill/>
-                          <a:ln w="9525">
-                            <a:noFill/>
-                            <a:headEnd/>
-                            <a:tailEnd/>
-                          </a:ln>
-                        </pic:spPr>
-                      </pic:pic>
-                    </a:graphicData>
-                  </a:graphic>
-                </wp:inline>
-              </w:drawing>
-            </w:r>
-          </w:p>
-        </w:tc>
-      </w:tr>
-      <w:tr>
-        <w:tc>
-          <w:tcPr/>
-          <w:p>
-            <w:pPr>
-              <w:pStyle w:val="Compact"/>
-              <w:jc w:val="left"/>
-            </w:pPr>
-            <w:r>
-              <w:t xml:space="preserve">Right</w:t>
-            </w:r>
-          </w:p>
-        </w:tc>
-        <w:tc>
-          <w:tcPr/>
-          <w:p>
-            <w:pPr>
-              <w:pStyle w:val="Compact"/>
-              <w:jc w:val="left"/>
-            </w:pPr>
-            <w:r>
-              <w:t xml:space="preserve">Default PFCv 3</w:t>
-            </w:r>
-          </w:p>
-        </w:tc>
-        <w:tc>
-          <w:tcPr/>
-          <w:p>
-            <w:pPr>
-              <w:pStyle w:val="Compact"/>
-              <w:jc w:val="right"/>
-            </w:pPr>
-            <w:r>
-              <w:t xml:space="preserve">-0.012 [-0.022, -0.002]</w:t>
-            </w:r>
-          </w:p>
-        </w:tc>
-        <w:tc>
-          <w:tcPr/>
-          <w:p>
-            <w:pPr>
-              <w:pStyle w:val="Compact"/>
-              <w:jc w:val="center"/>
-            </w:pPr>
-            <w:r>
-              <w:drawing>
-                <wp:inline>
-                  <wp:extent cx="984738" cy="666686"/>
-                  <wp:effectExtent b="0" l="0" r="0" t="0"/>
-                  <wp:docPr descr="" title="" id="1" name="Picture"/>
-                  <a:graphic>
-                    <a:graphicData uri="http://schemas.openxmlformats.org/drawingml/2006/picture">
-                      <pic:pic>
-                        <pic:nvPicPr>
-                          <pic:cNvPr descr="plots/parcel_icons/7Networks_RH_Default_PFCv_3_lateral.png" id="0" name="Picture"/>
-                          <pic:cNvPicPr>
-                            <a:picLocks noChangeArrowheads="1" noChangeAspect="1"/>
-                          </pic:cNvPicPr>
-                        </pic:nvPicPr>
-                        <pic:blipFill>
-                          <a:blip r:embed="rId41"/>
+                          <a:blip r:embed="rId25"/>
                           <a:stretch>
                             <a:fillRect/>
                           </a:stretch>

--- a/tables/b_WCEN_PANASNEG.docx
+++ b/tables/b_WCEN_PANASNEG.docx
@@ -19,609 +19,405 @@
         <w:t xml:space="preserve"> </w:t>
       </w:r>
       <w:r>
-        <w:t xml:space="preserve">% Tue Jun 14 23:32:27 2022</w:t>
+        <w:t xml:space="preserve">% Tue Jul 26 16:09:17 2022</w:t>
+      </w:r>
+      <w:r>
+        <w:t xml:space="preserve"> </w:t>
+      </w:r>
+      <w:r>
+        <w:t xml:space="preserve">[1]</w:t>
+      </w:r>
+      <w:r>
+        <w:t xml:space="preserve"> </w:t>
+      </w:r>
+      <w:r>
+        <w:t xml:space="preserve">“</w:t>
+      </w:r>
+      <w:r>
+        <w:t xml:space="preserve">—————————————————————————————————————————</w:t>
+      </w:r>
+      <w:r>
+        <w:t xml:space="preserve">Parcel Label Estimate [95% CI] Location</w:t>
+      </w:r>
+      <w:r>
+        <w:t xml:space="preserve"> </w:t>
+      </w:r>
+      <w:r>
+        <w:t xml:space="preserve">———— —————– ————————- ——————————————————————</w:t>
+      </w:r>
+      <w:r>
+        <w:t xml:space="preserve">DorsAttn Post 5 -0.023 [-0.039, -0.007]</w:t>
+      </w:r>
+      <w:r>
+        <w:t xml:space="preserve"> </w:t>
+      </w:r>
+      <w:r>
+        <w:drawing>
+          <wp:inline>
+            <wp:extent cx="984738" cy="666686"/>
+            <wp:effectExtent b="0" l="0" r="0" t="0"/>
+            <wp:docPr descr="" title="" id="1" name="Picture"/>
+            <a:graphic>
+              <a:graphicData uri="http://schemas.openxmlformats.org/drawingml/2006/picture">
+                <pic:pic>
+                  <pic:nvPicPr>
+                    <pic:cNvPr descr="plots/parcel_icons/7Networks_LH_DorsAttn_Post_5_lateral.png" id="0" name="Picture"/>
+                    <pic:cNvPicPr>
+                      <a:picLocks noChangeArrowheads="1" noChangeAspect="1"/>
+                    </pic:cNvPicPr>
+                  </pic:nvPicPr>
+                  <pic:blipFill>
+                    <a:blip r:embed="rId20"/>
+                    <a:stretch>
+                      <a:fillRect/>
+                    </a:stretch>
+                  </pic:blipFill>
+                  <pic:spPr bwMode="auto">
+                    <a:xfrm>
+                      <a:off x="0" y="0"/>
+                      <a:ext cx="984738" cy="666686"/>
+                    </a:xfrm>
+                    <a:prstGeom prst="rect">
+                      <a:avLst/>
+                    </a:prstGeom>
+                    <a:noFill/>
+                    <a:ln w="9525">
+                      <a:noFill/>
+                      <a:headEnd/>
+                      <a:tailEnd/>
+                    </a:ln>
+                  </pic:spPr>
+                </pic:pic>
+              </a:graphicData>
+            </a:graphic>
+          </wp:inline>
+        </w:drawing>
+      </w:r>
+      <w:r>
+        <w:t xml:space="preserve"> </w:t>
+      </w:r>
+      <w:r>
+        <w:t xml:space="preserve">Cont PFCl 2 -0.015 [-0.028, -0.003]</w:t>
+      </w:r>
+      <w:r>
+        <w:t xml:space="preserve"> </w:t>
+      </w:r>
+      <w:r>
+        <w:drawing>
+          <wp:inline>
+            <wp:extent cx="984738" cy="666686"/>
+            <wp:effectExtent b="0" l="0" r="0" t="0"/>
+            <wp:docPr descr="" title="" id="1" name="Picture"/>
+            <a:graphic>
+              <a:graphicData uri="http://schemas.openxmlformats.org/drawingml/2006/picture">
+                <pic:pic>
+                  <pic:nvPicPr>
+                    <pic:cNvPr descr="plots/parcel_icons/7Networks_LH_Cont_PFCl_2_lateral.png" id="0" name="Picture"/>
+                    <pic:cNvPicPr>
+                      <a:picLocks noChangeArrowheads="1" noChangeAspect="1"/>
+                    </pic:cNvPicPr>
+                  </pic:nvPicPr>
+                  <pic:blipFill>
+                    <a:blip r:embed="rId21"/>
+                    <a:stretch>
+                      <a:fillRect/>
+                    </a:stretch>
+                  </pic:blipFill>
+                  <pic:spPr bwMode="auto">
+                    <a:xfrm>
+                      <a:off x="0" y="0"/>
+                      <a:ext cx="984738" cy="666686"/>
+                    </a:xfrm>
+                    <a:prstGeom prst="rect">
+                      <a:avLst/>
+                    </a:prstGeom>
+                    <a:noFill/>
+                    <a:ln w="9525">
+                      <a:noFill/>
+                      <a:headEnd/>
+                      <a:tailEnd/>
+                    </a:ln>
+                  </pic:spPr>
+                </pic:pic>
+              </a:graphicData>
+            </a:graphic>
+          </wp:inline>
+        </w:drawing>
+      </w:r>
+      <w:r>
+        <w:t xml:space="preserve"> </w:t>
+      </w:r>
+      <w:r>
+        <w:t xml:space="preserve">Cont PFCl 6 -0.014 [-0.025, -0.003]</w:t>
+      </w:r>
+      <w:r>
+        <w:t xml:space="preserve"> </w:t>
+      </w:r>
+      <w:r>
+        <w:drawing>
+          <wp:inline>
+            <wp:extent cx="984738" cy="666686"/>
+            <wp:effectExtent b="0" l="0" r="0" t="0"/>
+            <wp:docPr descr="" title="" id="1" name="Picture"/>
+            <a:graphic>
+              <a:graphicData uri="http://schemas.openxmlformats.org/drawingml/2006/picture">
+                <pic:pic>
+                  <pic:nvPicPr>
+                    <pic:cNvPr descr="plots/parcel_icons/7Networks_LH_Cont_PFCl_6_lateral.png" id="0" name="Picture"/>
+                    <pic:cNvPicPr>
+                      <a:picLocks noChangeArrowheads="1" noChangeAspect="1"/>
+                    </pic:cNvPicPr>
+                  </pic:nvPicPr>
+                  <pic:blipFill>
+                    <a:blip r:embed="rId22"/>
+                    <a:stretch>
+                      <a:fillRect/>
+                    </a:stretch>
+                  </pic:blipFill>
+                  <pic:spPr bwMode="auto">
+                    <a:xfrm>
+                      <a:off x="0" y="0"/>
+                      <a:ext cx="984738" cy="666686"/>
+                    </a:xfrm>
+                    <a:prstGeom prst="rect">
+                      <a:avLst/>
+                    </a:prstGeom>
+                    <a:noFill/>
+                    <a:ln w="9525">
+                      <a:noFill/>
+                      <a:headEnd/>
+                      <a:tailEnd/>
+                    </a:ln>
+                  </pic:spPr>
+                </pic:pic>
+              </a:graphicData>
+            </a:graphic>
+          </wp:inline>
+        </w:drawing>
+      </w:r>
+      <w:r>
+        <w:t xml:space="preserve"> </w:t>
+      </w:r>
+      <w:r>
+        <w:t xml:space="preserve">DorsAttn Post 3 -0.015 [-0.029, -0.002]</w:t>
+      </w:r>
+      <w:r>
+        <w:t xml:space="preserve"> </w:t>
+      </w:r>
+      <w:r>
+        <w:drawing>
+          <wp:inline>
+            <wp:extent cx="984738" cy="666686"/>
+            <wp:effectExtent b="0" l="0" r="0" t="0"/>
+            <wp:docPr descr="" title="" id="1" name="Picture"/>
+            <a:graphic>
+              <a:graphicData uri="http://schemas.openxmlformats.org/drawingml/2006/picture">
+                <pic:pic>
+                  <pic:nvPicPr>
+                    <pic:cNvPr descr="plots/parcel_icons/7Networks_RH_DorsAttn_Post_3_lateral.png" id="0" name="Picture"/>
+                    <pic:cNvPicPr>
+                      <a:picLocks noChangeArrowheads="1" noChangeAspect="1"/>
+                    </pic:cNvPicPr>
+                  </pic:nvPicPr>
+                  <pic:blipFill>
+                    <a:blip r:embed="rId23"/>
+                    <a:stretch>
+                      <a:fillRect/>
+                    </a:stretch>
+                  </pic:blipFill>
+                  <pic:spPr bwMode="auto">
+                    <a:xfrm>
+                      <a:off x="0" y="0"/>
+                      <a:ext cx="984738" cy="666686"/>
+                    </a:xfrm>
+                    <a:prstGeom prst="rect">
+                      <a:avLst/>
+                    </a:prstGeom>
+                    <a:noFill/>
+                    <a:ln w="9525">
+                      <a:noFill/>
+                      <a:headEnd/>
+                      <a:tailEnd/>
+                    </a:ln>
+                  </pic:spPr>
+                </pic:pic>
+              </a:graphicData>
+            </a:graphic>
+          </wp:inline>
+        </w:drawing>
+      </w:r>
+      <w:r>
+        <w:t xml:space="preserve"> </w:t>
+      </w:r>
+      <w:r>
+        <w:t xml:space="preserve">Cont PFCl 2 -0.014 [-0.025, -0.003]</w:t>
+      </w:r>
+      <w:r>
+        <w:t xml:space="preserve"> </w:t>
+      </w:r>
+      <w:r>
+        <w:drawing>
+          <wp:inline>
+            <wp:extent cx="984738" cy="666686"/>
+            <wp:effectExtent b="0" l="0" r="0" t="0"/>
+            <wp:docPr descr="" title="" id="1" name="Picture"/>
+            <a:graphic>
+              <a:graphicData uri="http://schemas.openxmlformats.org/drawingml/2006/picture">
+                <pic:pic>
+                  <pic:nvPicPr>
+                    <pic:cNvPr descr="plots/parcel_icons/7Networks_RH_Cont_PFCl_2_lateral.png" id="0" name="Picture"/>
+                    <pic:cNvPicPr>
+                      <a:picLocks noChangeArrowheads="1" noChangeAspect="1"/>
+                    </pic:cNvPicPr>
+                  </pic:nvPicPr>
+                  <pic:blipFill>
+                    <a:blip r:embed="rId24"/>
+                    <a:stretch>
+                      <a:fillRect/>
+                    </a:stretch>
+                  </pic:blipFill>
+                  <pic:spPr bwMode="auto">
+                    <a:xfrm>
+                      <a:off x="0" y="0"/>
+                      <a:ext cx="984738" cy="666686"/>
+                    </a:xfrm>
+                    <a:prstGeom prst="rect">
+                      <a:avLst/>
+                    </a:prstGeom>
+                    <a:noFill/>
+                    <a:ln w="9525">
+                      <a:noFill/>
+                      <a:headEnd/>
+                      <a:tailEnd/>
+                    </a:ln>
+                  </pic:spPr>
+                </pic:pic>
+              </a:graphicData>
+            </a:graphic>
+          </wp:inline>
+        </w:drawing>
+      </w:r>
+      <w:r>
+        <w:t xml:space="preserve"> </w:t>
+      </w:r>
+      <w:r>
+        <w:t xml:space="preserve">Cont PFCl 4 -0.016 [-0.030, -0.003]</w:t>
+      </w:r>
+      <w:r>
+        <w:t xml:space="preserve"> </w:t>
+      </w:r>
+      <w:r>
+        <w:drawing>
+          <wp:inline>
+            <wp:extent cx="984738" cy="666686"/>
+            <wp:effectExtent b="0" l="0" r="0" t="0"/>
+            <wp:docPr descr="" title="" id="1" name="Picture"/>
+            <a:graphic>
+              <a:graphicData uri="http://schemas.openxmlformats.org/drawingml/2006/picture">
+                <pic:pic>
+                  <pic:nvPicPr>
+                    <pic:cNvPr descr="plots/parcel_icons/7Networks_RH_Cont_PFCl_4_lateral.png" id="0" name="Picture"/>
+                    <pic:cNvPicPr>
+                      <a:picLocks noChangeArrowheads="1" noChangeAspect="1"/>
+                    </pic:cNvPicPr>
+                  </pic:nvPicPr>
+                  <pic:blipFill>
+                    <a:blip r:embed="rId25"/>
+                    <a:stretch>
+                      <a:fillRect/>
+                    </a:stretch>
+                  </pic:blipFill>
+                  <pic:spPr bwMode="auto">
+                    <a:xfrm>
+                      <a:off x="0" y="0"/>
+                      <a:ext cx="984738" cy="666686"/>
+                    </a:xfrm>
+                    <a:prstGeom prst="rect">
+                      <a:avLst/>
+                    </a:prstGeom>
+                    <a:noFill/>
+                    <a:ln w="9525">
+                      <a:noFill/>
+                      <a:headEnd/>
+                      <a:tailEnd/>
+                    </a:ln>
+                  </pic:spPr>
+                </pic:pic>
+              </a:graphicData>
+            </a:graphic>
+          </wp:inline>
+        </w:drawing>
+      </w:r>
+      <w:r>
+        <w:t xml:space="preserve"> </w:t>
+      </w:r>
+      <w:r>
+        <w:t xml:space="preserve">—————————————————————————————————————————</w:t>
+      </w:r>
+      <w:r>
+        <w:t xml:space="preserve">”</w:t>
+      </w:r>
+      <w:r>
+        <w:t xml:space="preserve"> </w:t>
+      </w:r>
+      <w:r>
+        <w:t xml:space="preserve">attr(,</w:t>
+      </w:r>
+      <w:r>
+        <w:t xml:space="preserve">“</w:t>
+      </w:r>
+      <w:r>
+        <w:t xml:space="preserve">class</w:t>
+      </w:r>
+      <w:r>
+        <w:t xml:space="preserve">”</w:t>
+      </w:r>
+      <w:r>
+        <w:t xml:space="preserve">)</w:t>
+      </w:r>
+      <w:r>
+        <w:t xml:space="preserve"> </w:t>
+      </w:r>
+      <w:r>
+        <w:t xml:space="preserve">[1]</w:t>
+      </w:r>
+      <w:r>
+        <w:t xml:space="preserve"> </w:t>
+      </w:r>
+      <w:r>
+        <w:t xml:space="preserve">“</w:t>
+      </w:r>
+      <w:r>
+        <w:t xml:space="preserve">knit_asis</w:t>
+      </w:r>
+      <w:r>
+        <w:t xml:space="preserve">”</w:t>
+      </w:r>
+      <w:r>
+        <w:t xml:space="preserve"> </w:t>
+      </w:r>
+      <w:r>
+        <w:t xml:space="preserve">attr(,</w:t>
+      </w:r>
+      <w:r>
+        <w:t xml:space="preserve">“</w:t>
+      </w:r>
+      <w:r>
+        <w:t xml:space="preserve">knit_cacheable</w:t>
+      </w:r>
+      <w:r>
+        <w:t xml:space="preserve">”</w:t>
+      </w:r>
+      <w:r>
+        <w:t xml:space="preserve">)</w:t>
+      </w:r>
+      <w:r>
+        <w:t xml:space="preserve"> </w:t>
+      </w:r>
+      <w:r>
+        <w:t xml:space="preserve">[1] NA</w:t>
       </w:r>
     </w:p>
-    <w:tbl>
-      <w:tblPr>
-        <w:tblStyle w:val="Table"/>
-        <w:tblW w:type="pct" w:w="5000"/>
-        <w:tblLook w:firstRow="1" w:lastRow="0" w:firstColumn="0" w:lastColumn="0" w:noHBand="0" w:noVBand="0" w:val="0020"/>
-      </w:tblPr>
-      <w:tblGrid>
-        <w:gridCol w:w="837"/>
-        <w:gridCol w:w="1159"/>
-        <w:gridCol w:w="1609"/>
-        <w:gridCol w:w="4314"/>
-      </w:tblGrid>
-      <w:tr>
-        <w:trPr>
-          <w:tblHeader w:val="true"/>
-        </w:trPr>
-        <w:tc>
-          <w:tcPr/>
-          <w:p>
-            <w:pPr>
-              <w:pStyle w:val="Compact"/>
-              <w:jc w:val="left"/>
-            </w:pPr>
-            <w:r>
-              <w:t xml:space="preserve">Hemisphere</w:t>
-            </w:r>
-          </w:p>
-        </w:tc>
-        <w:tc>
-          <w:tcPr/>
-          <w:p>
-            <w:pPr>
-              <w:pStyle w:val="Compact"/>
-              <w:jc w:val="left"/>
-            </w:pPr>
-            <w:r>
-              <w:t xml:space="preserve">Parcel Label</w:t>
-            </w:r>
-          </w:p>
-        </w:tc>
-        <w:tc>
-          <w:tcPr/>
-          <w:p>
-            <w:pPr>
-              <w:pStyle w:val="Compact"/>
-              <w:jc w:val="right"/>
-            </w:pPr>
-            <w:r>
-              <w:t xml:space="preserve">Estimate [99.988% CI]</w:t>
-            </w:r>
-          </w:p>
-        </w:tc>
-        <w:tc>
-          <w:tcPr/>
-          <w:p>
-            <w:pPr>
-              <w:pStyle w:val="Compact"/>
-              <w:jc w:val="center"/>
-            </w:pPr>
-            <w:r>
-              <w:t xml:space="preserve">Location</w:t>
-            </w:r>
-          </w:p>
-        </w:tc>
-      </w:tr>
-      <w:tr>
-        <w:tc>
-          <w:tcPr/>
-          <w:p>
-            <w:pPr>
-              <w:pStyle w:val="Compact"/>
-              <w:jc w:val="left"/>
-            </w:pPr>
-            <w:r>
-              <w:t xml:space="preserve">Left</w:t>
-            </w:r>
-          </w:p>
-        </w:tc>
-        <w:tc>
-          <w:tcPr/>
-          <w:p>
-            <w:pPr>
-              <w:pStyle w:val="Compact"/>
-              <w:jc w:val="left"/>
-            </w:pPr>
-            <w:r>
-              <w:t xml:space="preserve">DorsAttn Post 5</w:t>
-            </w:r>
-          </w:p>
-        </w:tc>
-        <w:tc>
-          <w:tcPr/>
-          <w:p>
-            <w:pPr>
-              <w:pStyle w:val="Compact"/>
-              <w:jc w:val="right"/>
-            </w:pPr>
-            <w:r>
-              <w:t xml:space="preserve">-0.023 [-0.051, 0.007]</w:t>
-            </w:r>
-          </w:p>
-        </w:tc>
-        <w:tc>
-          <w:tcPr/>
-          <w:p>
-            <w:pPr>
-              <w:pStyle w:val="Compact"/>
-              <w:jc w:val="center"/>
-            </w:pPr>
-            <w:r>
-              <w:drawing>
-                <wp:inline>
-                  <wp:extent cx="984738" cy="666686"/>
-                  <wp:effectExtent b="0" l="0" r="0" t="0"/>
-                  <wp:docPr descr="" title="" id="1" name="Picture"/>
-                  <a:graphic>
-                    <a:graphicData uri="http://schemas.openxmlformats.org/drawingml/2006/picture">
-                      <pic:pic>
-                        <pic:nvPicPr>
-                          <pic:cNvPr descr="plots/parcel_icons/7Networks_LH_DorsAttn_Post_5_lateral.png" id="0" name="Picture"/>
-                          <pic:cNvPicPr>
-                            <a:picLocks noChangeArrowheads="1" noChangeAspect="1"/>
-                          </pic:cNvPicPr>
-                        </pic:nvPicPr>
-                        <pic:blipFill>
-                          <a:blip r:embed="rId20"/>
-                          <a:stretch>
-                            <a:fillRect/>
-                          </a:stretch>
-                        </pic:blipFill>
-                        <pic:spPr bwMode="auto">
-                          <a:xfrm>
-                            <a:off x="0" y="0"/>
-                            <a:ext cx="984738" cy="666686"/>
-                          </a:xfrm>
-                          <a:prstGeom prst="rect">
-                            <a:avLst/>
-                          </a:prstGeom>
-                          <a:noFill/>
-                          <a:ln w="9525">
-                            <a:noFill/>
-                            <a:headEnd/>
-                            <a:tailEnd/>
-                          </a:ln>
-                        </pic:spPr>
-                      </pic:pic>
-                    </a:graphicData>
-                  </a:graphic>
-                </wp:inline>
-              </w:drawing>
-            </w:r>
-          </w:p>
-        </w:tc>
-      </w:tr>
-      <w:tr>
-        <w:tc>
-          <w:tcPr/>
-          <w:p>
-            <w:pPr>
-              <w:pStyle w:val="Compact"/>
-              <w:jc w:val="left"/>
-            </w:pPr>
-            <w:r>
-              <w:t xml:space="preserve">Left</w:t>
-            </w:r>
-          </w:p>
-        </w:tc>
-        <w:tc>
-          <w:tcPr/>
-          <w:p>
-            <w:pPr>
-              <w:pStyle w:val="Compact"/>
-              <w:jc w:val="left"/>
-            </w:pPr>
-            <w:r>
-              <w:t xml:space="preserve">Cont PFCl 2</w:t>
-            </w:r>
-          </w:p>
-        </w:tc>
-        <w:tc>
-          <w:tcPr/>
-          <w:p>
-            <w:pPr>
-              <w:pStyle w:val="Compact"/>
-              <w:jc w:val="right"/>
-            </w:pPr>
-            <w:r>
-              <w:t xml:space="preserve">-0.015 [-0.040, 0.009]</w:t>
-            </w:r>
-          </w:p>
-        </w:tc>
-        <w:tc>
-          <w:tcPr/>
-          <w:p>
-            <w:pPr>
-              <w:pStyle w:val="Compact"/>
-              <w:jc w:val="center"/>
-            </w:pPr>
-            <w:r>
-              <w:drawing>
-                <wp:inline>
-                  <wp:extent cx="984738" cy="666686"/>
-                  <wp:effectExtent b="0" l="0" r="0" t="0"/>
-                  <wp:docPr descr="" title="" id="1" name="Picture"/>
-                  <a:graphic>
-                    <a:graphicData uri="http://schemas.openxmlformats.org/drawingml/2006/picture">
-                      <pic:pic>
-                        <pic:nvPicPr>
-                          <pic:cNvPr descr="plots/parcel_icons/7Networks_LH_Cont_PFCl_2_lateral.png" id="0" name="Picture"/>
-                          <pic:cNvPicPr>
-                            <a:picLocks noChangeArrowheads="1" noChangeAspect="1"/>
-                          </pic:cNvPicPr>
-                        </pic:nvPicPr>
-                        <pic:blipFill>
-                          <a:blip r:embed="rId21"/>
-                          <a:stretch>
-                            <a:fillRect/>
-                          </a:stretch>
-                        </pic:blipFill>
-                        <pic:spPr bwMode="auto">
-                          <a:xfrm>
-                            <a:off x="0" y="0"/>
-                            <a:ext cx="984738" cy="666686"/>
-                          </a:xfrm>
-                          <a:prstGeom prst="rect">
-                            <a:avLst/>
-                          </a:prstGeom>
-                          <a:noFill/>
-                          <a:ln w="9525">
-                            <a:noFill/>
-                            <a:headEnd/>
-                            <a:tailEnd/>
-                          </a:ln>
-                        </pic:spPr>
-                      </pic:pic>
-                    </a:graphicData>
-                  </a:graphic>
-                </wp:inline>
-              </w:drawing>
-            </w:r>
-          </w:p>
-        </w:tc>
-      </w:tr>
-      <w:tr>
-        <w:tc>
-          <w:tcPr/>
-          <w:p>
-            <w:pPr>
-              <w:pStyle w:val="Compact"/>
-              <w:jc w:val="left"/>
-            </w:pPr>
-            <w:r>
-              <w:t xml:space="preserve">Left</w:t>
-            </w:r>
-          </w:p>
-        </w:tc>
-        <w:tc>
-          <w:tcPr/>
-          <w:p>
-            <w:pPr>
-              <w:pStyle w:val="Compact"/>
-              <w:jc w:val="left"/>
-            </w:pPr>
-            <w:r>
-              <w:t xml:space="preserve">Cont PFCl 6</w:t>
-            </w:r>
-          </w:p>
-        </w:tc>
-        <w:tc>
-          <w:tcPr/>
-          <w:p>
-            <w:pPr>
-              <w:pStyle w:val="Compact"/>
-              <w:jc w:val="right"/>
-            </w:pPr>
-            <w:r>
-              <w:t xml:space="preserve">-0.014 [-0.036, 0.008]</w:t>
-            </w:r>
-          </w:p>
-        </w:tc>
-        <w:tc>
-          <w:tcPr/>
-          <w:p>
-            <w:pPr>
-              <w:pStyle w:val="Compact"/>
-              <w:jc w:val="center"/>
-            </w:pPr>
-            <w:r>
-              <w:drawing>
-                <wp:inline>
-                  <wp:extent cx="984738" cy="666686"/>
-                  <wp:effectExtent b="0" l="0" r="0" t="0"/>
-                  <wp:docPr descr="" title="" id="1" name="Picture"/>
-                  <a:graphic>
-                    <a:graphicData uri="http://schemas.openxmlformats.org/drawingml/2006/picture">
-                      <pic:pic>
-                        <pic:nvPicPr>
-                          <pic:cNvPr descr="plots/parcel_icons/7Networks_LH_Cont_PFCl_6_lateral.png" id="0" name="Picture"/>
-                          <pic:cNvPicPr>
-                            <a:picLocks noChangeArrowheads="1" noChangeAspect="1"/>
-                          </pic:cNvPicPr>
-                        </pic:nvPicPr>
-                        <pic:blipFill>
-                          <a:blip r:embed="rId22"/>
-                          <a:stretch>
-                            <a:fillRect/>
-                          </a:stretch>
-                        </pic:blipFill>
-                        <pic:spPr bwMode="auto">
-                          <a:xfrm>
-                            <a:off x="0" y="0"/>
-                            <a:ext cx="984738" cy="666686"/>
-                          </a:xfrm>
-                          <a:prstGeom prst="rect">
-                            <a:avLst/>
-                          </a:prstGeom>
-                          <a:noFill/>
-                          <a:ln w="9525">
-                            <a:noFill/>
-                            <a:headEnd/>
-                            <a:tailEnd/>
-                          </a:ln>
-                        </pic:spPr>
-                      </pic:pic>
-                    </a:graphicData>
-                  </a:graphic>
-                </wp:inline>
-              </w:drawing>
-            </w:r>
-          </w:p>
-        </w:tc>
-      </w:tr>
-      <w:tr>
-        <w:tc>
-          <w:tcPr/>
-          <w:p>
-            <w:pPr>
-              <w:pStyle w:val="Compact"/>
-              <w:jc w:val="left"/>
-            </w:pPr>
-            <w:r>
-              <w:t xml:space="preserve">Right</w:t>
-            </w:r>
-          </w:p>
-        </w:tc>
-        <w:tc>
-          <w:tcPr/>
-          <w:p>
-            <w:pPr>
-              <w:pStyle w:val="Compact"/>
-              <w:jc w:val="left"/>
-            </w:pPr>
-            <w:r>
-              <w:t xml:space="preserve">DorsAttn Post 3</w:t>
-            </w:r>
-          </w:p>
-        </w:tc>
-        <w:tc>
-          <w:tcPr/>
-          <w:p>
-            <w:pPr>
-              <w:pStyle w:val="Compact"/>
-              <w:jc w:val="right"/>
-            </w:pPr>
-            <w:r>
-              <w:t xml:space="preserve">-0.015 [-0.043, 0.010]</w:t>
-            </w:r>
-          </w:p>
-        </w:tc>
-        <w:tc>
-          <w:tcPr/>
-          <w:p>
-            <w:pPr>
-              <w:pStyle w:val="Compact"/>
-              <w:jc w:val="center"/>
-            </w:pPr>
-            <w:r>
-              <w:drawing>
-                <wp:inline>
-                  <wp:extent cx="984738" cy="666686"/>
-                  <wp:effectExtent b="0" l="0" r="0" t="0"/>
-                  <wp:docPr descr="" title="" id="1" name="Picture"/>
-                  <a:graphic>
-                    <a:graphicData uri="http://schemas.openxmlformats.org/drawingml/2006/picture">
-                      <pic:pic>
-                        <pic:nvPicPr>
-                          <pic:cNvPr descr="plots/parcel_icons/7Networks_RH_DorsAttn_Post_3_lateral.png" id="0" name="Picture"/>
-                          <pic:cNvPicPr>
-                            <a:picLocks noChangeArrowheads="1" noChangeAspect="1"/>
-                          </pic:cNvPicPr>
-                        </pic:nvPicPr>
-                        <pic:blipFill>
-                          <a:blip r:embed="rId23"/>
-                          <a:stretch>
-                            <a:fillRect/>
-                          </a:stretch>
-                        </pic:blipFill>
-                        <pic:spPr bwMode="auto">
-                          <a:xfrm>
-                            <a:off x="0" y="0"/>
-                            <a:ext cx="984738" cy="666686"/>
-                          </a:xfrm>
-                          <a:prstGeom prst="rect">
-                            <a:avLst/>
-                          </a:prstGeom>
-                          <a:noFill/>
-                          <a:ln w="9525">
-                            <a:noFill/>
-                            <a:headEnd/>
-                            <a:tailEnd/>
-                          </a:ln>
-                        </pic:spPr>
-                      </pic:pic>
-                    </a:graphicData>
-                  </a:graphic>
-                </wp:inline>
-              </w:drawing>
-            </w:r>
-          </w:p>
-        </w:tc>
-      </w:tr>
-      <w:tr>
-        <w:tc>
-          <w:tcPr/>
-          <w:p>
-            <w:pPr>
-              <w:pStyle w:val="Compact"/>
-              <w:jc w:val="left"/>
-            </w:pPr>
-            <w:r>
-              <w:t xml:space="preserve">Right</w:t>
-            </w:r>
-          </w:p>
-        </w:tc>
-        <w:tc>
-          <w:tcPr/>
-          <w:p>
-            <w:pPr>
-              <w:pStyle w:val="Compact"/>
-              <w:jc w:val="left"/>
-            </w:pPr>
-            <w:r>
-              <w:t xml:space="preserve">Cont PFCl 2</w:t>
-            </w:r>
-          </w:p>
-        </w:tc>
-        <w:tc>
-          <w:tcPr/>
-          <w:p>
-            <w:pPr>
-              <w:pStyle w:val="Compact"/>
-              <w:jc w:val="right"/>
-            </w:pPr>
-            <w:r>
-              <w:t xml:space="preserve">-0.014 [-0.034, 0.008]</w:t>
-            </w:r>
-          </w:p>
-        </w:tc>
-        <w:tc>
-          <w:tcPr/>
-          <w:p>
-            <w:pPr>
-              <w:pStyle w:val="Compact"/>
-              <w:jc w:val="center"/>
-            </w:pPr>
-            <w:r>
-              <w:drawing>
-                <wp:inline>
-                  <wp:extent cx="984738" cy="666686"/>
-                  <wp:effectExtent b="0" l="0" r="0" t="0"/>
-                  <wp:docPr descr="" title="" id="1" name="Picture"/>
-                  <a:graphic>
-                    <a:graphicData uri="http://schemas.openxmlformats.org/drawingml/2006/picture">
-                      <pic:pic>
-                        <pic:nvPicPr>
-                          <pic:cNvPr descr="plots/parcel_icons/7Networks_RH_Cont_PFCl_2_lateral.png" id="0" name="Picture"/>
-                          <pic:cNvPicPr>
-                            <a:picLocks noChangeArrowheads="1" noChangeAspect="1"/>
-                          </pic:cNvPicPr>
-                        </pic:nvPicPr>
-                        <pic:blipFill>
-                          <a:blip r:embed="rId24"/>
-                          <a:stretch>
-                            <a:fillRect/>
-                          </a:stretch>
-                        </pic:blipFill>
-                        <pic:spPr bwMode="auto">
-                          <a:xfrm>
-                            <a:off x="0" y="0"/>
-                            <a:ext cx="984738" cy="666686"/>
-                          </a:xfrm>
-                          <a:prstGeom prst="rect">
-                            <a:avLst/>
-                          </a:prstGeom>
-                          <a:noFill/>
-                          <a:ln w="9525">
-                            <a:noFill/>
-                            <a:headEnd/>
-                            <a:tailEnd/>
-                          </a:ln>
-                        </pic:spPr>
-                      </pic:pic>
-                    </a:graphicData>
-                  </a:graphic>
-                </wp:inline>
-              </w:drawing>
-            </w:r>
-          </w:p>
-        </w:tc>
-      </w:tr>
-      <w:tr>
-        <w:tc>
-          <w:tcPr/>
-          <w:p>
-            <w:pPr>
-              <w:pStyle w:val="Compact"/>
-              <w:jc w:val="left"/>
-            </w:pPr>
-            <w:r>
-              <w:t xml:space="preserve">Right</w:t>
-            </w:r>
-          </w:p>
-        </w:tc>
-        <w:tc>
-          <w:tcPr/>
-          <w:p>
-            <w:pPr>
-              <w:pStyle w:val="Compact"/>
-              <w:jc w:val="left"/>
-            </w:pPr>
-            <w:r>
-              <w:t xml:space="preserve">Cont PFCl 4</w:t>
-            </w:r>
-          </w:p>
-        </w:tc>
-        <w:tc>
-          <w:tcPr/>
-          <w:p>
-            <w:pPr>
-              <w:pStyle w:val="Compact"/>
-              <w:jc w:val="right"/>
-            </w:pPr>
-            <w:r>
-              <w:t xml:space="preserve">-0.016 [-0.041, 0.008]</w:t>
-            </w:r>
-          </w:p>
-        </w:tc>
-        <w:tc>
-          <w:tcPr/>
-          <w:p>
-            <w:pPr>
-              <w:pStyle w:val="Compact"/>
-              <w:jc w:val="center"/>
-            </w:pPr>
-            <w:r>
-              <w:drawing>
-                <wp:inline>
-                  <wp:extent cx="984738" cy="666686"/>
-                  <wp:effectExtent b="0" l="0" r="0" t="0"/>
-                  <wp:docPr descr="" title="" id="1" name="Picture"/>
-                  <a:graphic>
-                    <a:graphicData uri="http://schemas.openxmlformats.org/drawingml/2006/picture">
-                      <pic:pic>
-                        <pic:nvPicPr>
-                          <pic:cNvPr descr="plots/parcel_icons/7Networks_RH_Cont_PFCl_4_lateral.png" id="0" name="Picture"/>
-                          <pic:cNvPicPr>
-                            <a:picLocks noChangeArrowheads="1" noChangeAspect="1"/>
-                          </pic:cNvPicPr>
-                        </pic:nvPicPr>
-                        <pic:blipFill>
-                          <a:blip r:embed="rId25"/>
-                          <a:stretch>
-                            <a:fillRect/>
-                          </a:stretch>
-                        </pic:blipFill>
-                        <pic:spPr bwMode="auto">
-                          <a:xfrm>
-                            <a:off x="0" y="0"/>
-                            <a:ext cx="984738" cy="666686"/>
-                          </a:xfrm>
-                          <a:prstGeom prst="rect">
-                            <a:avLst/>
-                          </a:prstGeom>
-                          <a:noFill/>
-                          <a:ln w="9525">
-                            <a:noFill/>
-                            <a:headEnd/>
-                            <a:tailEnd/>
-                          </a:ln>
-                        </pic:spPr>
-                      </pic:pic>
-                    </a:graphicData>
-                  </a:graphic>
-                </wp:inline>
-              </w:drawing>
-            </w:r>
-          </w:p>
-        </w:tc>
-      </w:tr>
-    </w:tbl>
     <w:sectPr/>
   </w:body>
 </w:document>

--- a/tables/b_WCEN_PANASNEG.docx
+++ b/tables/b_WCEN_PANASNEG.docx
@@ -19,405 +19,609 @@
         <w:t xml:space="preserve"> </w:t>
       </w:r>
       <w:r>
-        <w:t xml:space="preserve">% Tue Jul 26 16:09:17 2022</w:t>
-      </w:r>
-      <w:r>
-        <w:t xml:space="preserve"> </w:t>
-      </w:r>
-      <w:r>
-        <w:t xml:space="preserve">[1]</w:t>
-      </w:r>
-      <w:r>
-        <w:t xml:space="preserve"> </w:t>
-      </w:r>
-      <w:r>
-        <w:t xml:space="preserve">“</w:t>
-      </w:r>
-      <w:r>
-        <w:t xml:space="preserve">—————————————————————————————————————————</w:t>
-      </w:r>
-      <w:r>
-        <w:t xml:space="preserve">Parcel Label Estimate [95% CI] Location</w:t>
-      </w:r>
-      <w:r>
-        <w:t xml:space="preserve"> </w:t>
-      </w:r>
-      <w:r>
-        <w:t xml:space="preserve">———— —————– ————————- ——————————————————————</w:t>
-      </w:r>
-      <w:r>
-        <w:t xml:space="preserve">DorsAttn Post 5 -0.023 [-0.039, -0.007]</w:t>
-      </w:r>
-      <w:r>
-        <w:t xml:space="preserve"> </w:t>
-      </w:r>
-      <w:r>
-        <w:drawing>
-          <wp:inline>
-            <wp:extent cx="984738" cy="666686"/>
-            <wp:effectExtent b="0" l="0" r="0" t="0"/>
-            <wp:docPr descr="" title="" id="1" name="Picture"/>
-            <a:graphic>
-              <a:graphicData uri="http://schemas.openxmlformats.org/drawingml/2006/picture">
-                <pic:pic>
-                  <pic:nvPicPr>
-                    <pic:cNvPr descr="plots/parcel_icons/7Networks_LH_DorsAttn_Post_5_lateral.png" id="0" name="Picture"/>
-                    <pic:cNvPicPr>
-                      <a:picLocks noChangeArrowheads="1" noChangeAspect="1"/>
-                    </pic:cNvPicPr>
-                  </pic:nvPicPr>
-                  <pic:blipFill>
-                    <a:blip r:embed="rId20"/>
-                    <a:stretch>
-                      <a:fillRect/>
-                    </a:stretch>
-                  </pic:blipFill>
-                  <pic:spPr bwMode="auto">
-                    <a:xfrm>
-                      <a:off x="0" y="0"/>
-                      <a:ext cx="984738" cy="666686"/>
-                    </a:xfrm>
-                    <a:prstGeom prst="rect">
-                      <a:avLst/>
-                    </a:prstGeom>
-                    <a:noFill/>
-                    <a:ln w="9525">
-                      <a:noFill/>
-                      <a:headEnd/>
-                      <a:tailEnd/>
-                    </a:ln>
-                  </pic:spPr>
-                </pic:pic>
-              </a:graphicData>
-            </a:graphic>
-          </wp:inline>
-        </w:drawing>
-      </w:r>
-      <w:r>
-        <w:t xml:space="preserve"> </w:t>
-      </w:r>
-      <w:r>
-        <w:t xml:space="preserve">Cont PFCl 2 -0.015 [-0.028, -0.003]</w:t>
-      </w:r>
-      <w:r>
-        <w:t xml:space="preserve"> </w:t>
-      </w:r>
-      <w:r>
-        <w:drawing>
-          <wp:inline>
-            <wp:extent cx="984738" cy="666686"/>
-            <wp:effectExtent b="0" l="0" r="0" t="0"/>
-            <wp:docPr descr="" title="" id="1" name="Picture"/>
-            <a:graphic>
-              <a:graphicData uri="http://schemas.openxmlformats.org/drawingml/2006/picture">
-                <pic:pic>
-                  <pic:nvPicPr>
-                    <pic:cNvPr descr="plots/parcel_icons/7Networks_LH_Cont_PFCl_2_lateral.png" id="0" name="Picture"/>
-                    <pic:cNvPicPr>
-                      <a:picLocks noChangeArrowheads="1" noChangeAspect="1"/>
-                    </pic:cNvPicPr>
-                  </pic:nvPicPr>
-                  <pic:blipFill>
-                    <a:blip r:embed="rId21"/>
-                    <a:stretch>
-                      <a:fillRect/>
-                    </a:stretch>
-                  </pic:blipFill>
-                  <pic:spPr bwMode="auto">
-                    <a:xfrm>
-                      <a:off x="0" y="0"/>
-                      <a:ext cx="984738" cy="666686"/>
-                    </a:xfrm>
-                    <a:prstGeom prst="rect">
-                      <a:avLst/>
-                    </a:prstGeom>
-                    <a:noFill/>
-                    <a:ln w="9525">
-                      <a:noFill/>
-                      <a:headEnd/>
-                      <a:tailEnd/>
-                    </a:ln>
-                  </pic:spPr>
-                </pic:pic>
-              </a:graphicData>
-            </a:graphic>
-          </wp:inline>
-        </w:drawing>
-      </w:r>
-      <w:r>
-        <w:t xml:space="preserve"> </w:t>
-      </w:r>
-      <w:r>
-        <w:t xml:space="preserve">Cont PFCl 6 -0.014 [-0.025, -0.003]</w:t>
-      </w:r>
-      <w:r>
-        <w:t xml:space="preserve"> </w:t>
-      </w:r>
-      <w:r>
-        <w:drawing>
-          <wp:inline>
-            <wp:extent cx="984738" cy="666686"/>
-            <wp:effectExtent b="0" l="0" r="0" t="0"/>
-            <wp:docPr descr="" title="" id="1" name="Picture"/>
-            <a:graphic>
-              <a:graphicData uri="http://schemas.openxmlformats.org/drawingml/2006/picture">
-                <pic:pic>
-                  <pic:nvPicPr>
-                    <pic:cNvPr descr="plots/parcel_icons/7Networks_LH_Cont_PFCl_6_lateral.png" id="0" name="Picture"/>
-                    <pic:cNvPicPr>
-                      <a:picLocks noChangeArrowheads="1" noChangeAspect="1"/>
-                    </pic:cNvPicPr>
-                  </pic:nvPicPr>
-                  <pic:blipFill>
-                    <a:blip r:embed="rId22"/>
-                    <a:stretch>
-                      <a:fillRect/>
-                    </a:stretch>
-                  </pic:blipFill>
-                  <pic:spPr bwMode="auto">
-                    <a:xfrm>
-                      <a:off x="0" y="0"/>
-                      <a:ext cx="984738" cy="666686"/>
-                    </a:xfrm>
-                    <a:prstGeom prst="rect">
-                      <a:avLst/>
-                    </a:prstGeom>
-                    <a:noFill/>
-                    <a:ln w="9525">
-                      <a:noFill/>
-                      <a:headEnd/>
-                      <a:tailEnd/>
-                    </a:ln>
-                  </pic:spPr>
-                </pic:pic>
-              </a:graphicData>
-            </a:graphic>
-          </wp:inline>
-        </w:drawing>
-      </w:r>
-      <w:r>
-        <w:t xml:space="preserve"> </w:t>
-      </w:r>
-      <w:r>
-        <w:t xml:space="preserve">DorsAttn Post 3 -0.015 [-0.029, -0.002]</w:t>
-      </w:r>
-      <w:r>
-        <w:t xml:space="preserve"> </w:t>
-      </w:r>
-      <w:r>
-        <w:drawing>
-          <wp:inline>
-            <wp:extent cx="984738" cy="666686"/>
-            <wp:effectExtent b="0" l="0" r="0" t="0"/>
-            <wp:docPr descr="" title="" id="1" name="Picture"/>
-            <a:graphic>
-              <a:graphicData uri="http://schemas.openxmlformats.org/drawingml/2006/picture">
-                <pic:pic>
-                  <pic:nvPicPr>
-                    <pic:cNvPr descr="plots/parcel_icons/7Networks_RH_DorsAttn_Post_3_lateral.png" id="0" name="Picture"/>
-                    <pic:cNvPicPr>
-                      <a:picLocks noChangeArrowheads="1" noChangeAspect="1"/>
-                    </pic:cNvPicPr>
-                  </pic:nvPicPr>
-                  <pic:blipFill>
-                    <a:blip r:embed="rId23"/>
-                    <a:stretch>
-                      <a:fillRect/>
-                    </a:stretch>
-                  </pic:blipFill>
-                  <pic:spPr bwMode="auto">
-                    <a:xfrm>
-                      <a:off x="0" y="0"/>
-                      <a:ext cx="984738" cy="666686"/>
-                    </a:xfrm>
-                    <a:prstGeom prst="rect">
-                      <a:avLst/>
-                    </a:prstGeom>
-                    <a:noFill/>
-                    <a:ln w="9525">
-                      <a:noFill/>
-                      <a:headEnd/>
-                      <a:tailEnd/>
-                    </a:ln>
-                  </pic:spPr>
-                </pic:pic>
-              </a:graphicData>
-            </a:graphic>
-          </wp:inline>
-        </w:drawing>
-      </w:r>
-      <w:r>
-        <w:t xml:space="preserve"> </w:t>
-      </w:r>
-      <w:r>
-        <w:t xml:space="preserve">Cont PFCl 2 -0.014 [-0.025, -0.003]</w:t>
-      </w:r>
-      <w:r>
-        <w:t xml:space="preserve"> </w:t>
-      </w:r>
-      <w:r>
-        <w:drawing>
-          <wp:inline>
-            <wp:extent cx="984738" cy="666686"/>
-            <wp:effectExtent b="0" l="0" r="0" t="0"/>
-            <wp:docPr descr="" title="" id="1" name="Picture"/>
-            <a:graphic>
-              <a:graphicData uri="http://schemas.openxmlformats.org/drawingml/2006/picture">
-                <pic:pic>
-                  <pic:nvPicPr>
-                    <pic:cNvPr descr="plots/parcel_icons/7Networks_RH_Cont_PFCl_2_lateral.png" id="0" name="Picture"/>
-                    <pic:cNvPicPr>
-                      <a:picLocks noChangeArrowheads="1" noChangeAspect="1"/>
-                    </pic:cNvPicPr>
-                  </pic:nvPicPr>
-                  <pic:blipFill>
-                    <a:blip r:embed="rId24"/>
-                    <a:stretch>
-                      <a:fillRect/>
-                    </a:stretch>
-                  </pic:blipFill>
-                  <pic:spPr bwMode="auto">
-                    <a:xfrm>
-                      <a:off x="0" y="0"/>
-                      <a:ext cx="984738" cy="666686"/>
-                    </a:xfrm>
-                    <a:prstGeom prst="rect">
-                      <a:avLst/>
-                    </a:prstGeom>
-                    <a:noFill/>
-                    <a:ln w="9525">
-                      <a:noFill/>
-                      <a:headEnd/>
-                      <a:tailEnd/>
-                    </a:ln>
-                  </pic:spPr>
-                </pic:pic>
-              </a:graphicData>
-            </a:graphic>
-          </wp:inline>
-        </w:drawing>
-      </w:r>
-      <w:r>
-        <w:t xml:space="preserve"> </w:t>
-      </w:r>
-      <w:r>
-        <w:t xml:space="preserve">Cont PFCl 4 -0.016 [-0.030, -0.003]</w:t>
-      </w:r>
-      <w:r>
-        <w:t xml:space="preserve"> </w:t>
-      </w:r>
-      <w:r>
-        <w:drawing>
-          <wp:inline>
-            <wp:extent cx="984738" cy="666686"/>
-            <wp:effectExtent b="0" l="0" r="0" t="0"/>
-            <wp:docPr descr="" title="" id="1" name="Picture"/>
-            <a:graphic>
-              <a:graphicData uri="http://schemas.openxmlformats.org/drawingml/2006/picture">
-                <pic:pic>
-                  <pic:nvPicPr>
-                    <pic:cNvPr descr="plots/parcel_icons/7Networks_RH_Cont_PFCl_4_lateral.png" id="0" name="Picture"/>
-                    <pic:cNvPicPr>
-                      <a:picLocks noChangeArrowheads="1" noChangeAspect="1"/>
-                    </pic:cNvPicPr>
-                  </pic:nvPicPr>
-                  <pic:blipFill>
-                    <a:blip r:embed="rId25"/>
-                    <a:stretch>
-                      <a:fillRect/>
-                    </a:stretch>
-                  </pic:blipFill>
-                  <pic:spPr bwMode="auto">
-                    <a:xfrm>
-                      <a:off x="0" y="0"/>
-                      <a:ext cx="984738" cy="666686"/>
-                    </a:xfrm>
-                    <a:prstGeom prst="rect">
-                      <a:avLst/>
-                    </a:prstGeom>
-                    <a:noFill/>
-                    <a:ln w="9525">
-                      <a:noFill/>
-                      <a:headEnd/>
-                      <a:tailEnd/>
-                    </a:ln>
-                  </pic:spPr>
-                </pic:pic>
-              </a:graphicData>
-            </a:graphic>
-          </wp:inline>
-        </w:drawing>
-      </w:r>
-      <w:r>
-        <w:t xml:space="preserve"> </w:t>
-      </w:r>
-      <w:r>
-        <w:t xml:space="preserve">—————————————————————————————————————————</w:t>
-      </w:r>
-      <w:r>
-        <w:t xml:space="preserve">”</w:t>
-      </w:r>
-      <w:r>
-        <w:t xml:space="preserve"> </w:t>
-      </w:r>
-      <w:r>
-        <w:t xml:space="preserve">attr(,</w:t>
-      </w:r>
-      <w:r>
-        <w:t xml:space="preserve">“</w:t>
-      </w:r>
-      <w:r>
-        <w:t xml:space="preserve">class</w:t>
-      </w:r>
-      <w:r>
-        <w:t xml:space="preserve">”</w:t>
-      </w:r>
-      <w:r>
-        <w:t xml:space="preserve">)</w:t>
-      </w:r>
-      <w:r>
-        <w:t xml:space="preserve"> </w:t>
-      </w:r>
-      <w:r>
-        <w:t xml:space="preserve">[1]</w:t>
-      </w:r>
-      <w:r>
-        <w:t xml:space="preserve"> </w:t>
-      </w:r>
-      <w:r>
-        <w:t xml:space="preserve">“</w:t>
-      </w:r>
-      <w:r>
-        <w:t xml:space="preserve">knit_asis</w:t>
-      </w:r>
-      <w:r>
-        <w:t xml:space="preserve">”</w:t>
-      </w:r>
-      <w:r>
-        <w:t xml:space="preserve"> </w:t>
-      </w:r>
-      <w:r>
-        <w:t xml:space="preserve">attr(,</w:t>
-      </w:r>
-      <w:r>
-        <w:t xml:space="preserve">“</w:t>
-      </w:r>
-      <w:r>
-        <w:t xml:space="preserve">knit_cacheable</w:t>
-      </w:r>
-      <w:r>
-        <w:t xml:space="preserve">”</w:t>
-      </w:r>
-      <w:r>
-        <w:t xml:space="preserve">)</w:t>
-      </w:r>
-      <w:r>
-        <w:t xml:space="preserve"> </w:t>
-      </w:r>
-      <w:r>
-        <w:t xml:space="preserve">[1] NA</w:t>
+        <w:t xml:space="preserve">% Tue Jul 26 16:33:24 2022</w:t>
       </w:r>
     </w:p>
+    <w:tbl>
+      <w:tblPr>
+        <w:tblStyle w:val="Table"/>
+        <w:tblW w:type="pct" w:w="5000"/>
+        <w:tblLook w:firstRow="1" w:lastRow="0" w:firstColumn="0" w:lastColumn="0" w:noHBand="0" w:noVBand="0" w:val="0020"/>
+      </w:tblPr>
+      <w:tblGrid>
+        <w:gridCol w:w="830"/>
+        <w:gridCol w:w="1149"/>
+        <w:gridCol w:w="1660"/>
+        <w:gridCol w:w="4279"/>
+      </w:tblGrid>
+      <w:tr>
+        <w:trPr>
+          <w:tblHeader w:val="true"/>
+        </w:trPr>
+        <w:tc>
+          <w:tcPr/>
+          <w:p>
+            <w:pPr>
+              <w:pStyle w:val="Compact"/>
+              <w:jc w:val="left"/>
+            </w:pPr>
+            <w:r>
+              <w:t xml:space="preserve">Hemisphere</w:t>
+            </w:r>
+          </w:p>
+        </w:tc>
+        <w:tc>
+          <w:tcPr/>
+          <w:p>
+            <w:pPr>
+              <w:pStyle w:val="Compact"/>
+              <w:jc w:val="left"/>
+            </w:pPr>
+            <w:r>
+              <w:t xml:space="preserve">Parcel Label</w:t>
+            </w:r>
+          </w:p>
+        </w:tc>
+        <w:tc>
+          <w:tcPr/>
+          <w:p>
+            <w:pPr>
+              <w:pStyle w:val="Compact"/>
+              <w:jc w:val="right"/>
+            </w:pPr>
+            <w:r>
+              <w:t xml:space="preserve">Estimate [95% CI]</w:t>
+            </w:r>
+          </w:p>
+        </w:tc>
+        <w:tc>
+          <w:tcPr/>
+          <w:p>
+            <w:pPr>
+              <w:pStyle w:val="Compact"/>
+              <w:jc w:val="center"/>
+            </w:pPr>
+            <w:r>
+              <w:t xml:space="preserve">Location</w:t>
+            </w:r>
+          </w:p>
+        </w:tc>
+      </w:tr>
+      <w:tr>
+        <w:tc>
+          <w:tcPr/>
+          <w:p>
+            <w:pPr>
+              <w:pStyle w:val="Compact"/>
+              <w:jc w:val="left"/>
+            </w:pPr>
+            <w:r>
+              <w:t xml:space="preserve">Left</w:t>
+            </w:r>
+          </w:p>
+        </w:tc>
+        <w:tc>
+          <w:tcPr/>
+          <w:p>
+            <w:pPr>
+              <w:pStyle w:val="Compact"/>
+              <w:jc w:val="left"/>
+            </w:pPr>
+            <w:r>
+              <w:t xml:space="preserve">DorsAttn Post 5</w:t>
+            </w:r>
+          </w:p>
+        </w:tc>
+        <w:tc>
+          <w:tcPr/>
+          <w:p>
+            <w:pPr>
+              <w:pStyle w:val="Compact"/>
+              <w:jc w:val="right"/>
+            </w:pPr>
+            <w:r>
+              <w:t xml:space="preserve">-0.023 [-0.039, -0.007]</w:t>
+            </w:r>
+          </w:p>
+        </w:tc>
+        <w:tc>
+          <w:tcPr/>
+          <w:p>
+            <w:pPr>
+              <w:pStyle w:val="Compact"/>
+              <w:jc w:val="center"/>
+            </w:pPr>
+            <w:r>
+              <w:drawing>
+                <wp:inline>
+                  <wp:extent cx="984738" cy="666686"/>
+                  <wp:effectExtent b="0" l="0" r="0" t="0"/>
+                  <wp:docPr descr="" title="" id="1" name="Picture"/>
+                  <a:graphic>
+                    <a:graphicData uri="http://schemas.openxmlformats.org/drawingml/2006/picture">
+                      <pic:pic>
+                        <pic:nvPicPr>
+                          <pic:cNvPr descr="plots/parcel_icons/7Networks_LH_DorsAttn_Post_5_lateral.png" id="0" name="Picture"/>
+                          <pic:cNvPicPr>
+                            <a:picLocks noChangeArrowheads="1" noChangeAspect="1"/>
+                          </pic:cNvPicPr>
+                        </pic:nvPicPr>
+                        <pic:blipFill>
+                          <a:blip r:embed="rId20"/>
+                          <a:stretch>
+                            <a:fillRect/>
+                          </a:stretch>
+                        </pic:blipFill>
+                        <pic:spPr bwMode="auto">
+                          <a:xfrm>
+                            <a:off x="0" y="0"/>
+                            <a:ext cx="984738" cy="666686"/>
+                          </a:xfrm>
+                          <a:prstGeom prst="rect">
+                            <a:avLst/>
+                          </a:prstGeom>
+                          <a:noFill/>
+                          <a:ln w="9525">
+                            <a:noFill/>
+                            <a:headEnd/>
+                            <a:tailEnd/>
+                          </a:ln>
+                        </pic:spPr>
+                      </pic:pic>
+                    </a:graphicData>
+                  </a:graphic>
+                </wp:inline>
+              </w:drawing>
+            </w:r>
+          </w:p>
+        </w:tc>
+      </w:tr>
+      <w:tr>
+        <w:tc>
+          <w:tcPr/>
+          <w:p>
+            <w:pPr>
+              <w:pStyle w:val="Compact"/>
+              <w:jc w:val="left"/>
+            </w:pPr>
+            <w:r>
+              <w:t xml:space="preserve">Left</w:t>
+            </w:r>
+          </w:p>
+        </w:tc>
+        <w:tc>
+          <w:tcPr/>
+          <w:p>
+            <w:pPr>
+              <w:pStyle w:val="Compact"/>
+              <w:jc w:val="left"/>
+            </w:pPr>
+            <w:r>
+              <w:t xml:space="preserve">Cont PFCl 2</w:t>
+            </w:r>
+          </w:p>
+        </w:tc>
+        <w:tc>
+          <w:tcPr/>
+          <w:p>
+            <w:pPr>
+              <w:pStyle w:val="Compact"/>
+              <w:jc w:val="right"/>
+            </w:pPr>
+            <w:r>
+              <w:t xml:space="preserve">-0.015 [-0.028, -0.003]</w:t>
+            </w:r>
+          </w:p>
+        </w:tc>
+        <w:tc>
+          <w:tcPr/>
+          <w:p>
+            <w:pPr>
+              <w:pStyle w:val="Compact"/>
+              <w:jc w:val="center"/>
+            </w:pPr>
+            <w:r>
+              <w:drawing>
+                <wp:inline>
+                  <wp:extent cx="984738" cy="666686"/>
+                  <wp:effectExtent b="0" l="0" r="0" t="0"/>
+                  <wp:docPr descr="" title="" id="1" name="Picture"/>
+                  <a:graphic>
+                    <a:graphicData uri="http://schemas.openxmlformats.org/drawingml/2006/picture">
+                      <pic:pic>
+                        <pic:nvPicPr>
+                          <pic:cNvPr descr="plots/parcel_icons/7Networks_LH_Cont_PFCl_2_lateral.png" id="0" name="Picture"/>
+                          <pic:cNvPicPr>
+                            <a:picLocks noChangeArrowheads="1" noChangeAspect="1"/>
+                          </pic:cNvPicPr>
+                        </pic:nvPicPr>
+                        <pic:blipFill>
+                          <a:blip r:embed="rId21"/>
+                          <a:stretch>
+                            <a:fillRect/>
+                          </a:stretch>
+                        </pic:blipFill>
+                        <pic:spPr bwMode="auto">
+                          <a:xfrm>
+                            <a:off x="0" y="0"/>
+                            <a:ext cx="984738" cy="666686"/>
+                          </a:xfrm>
+                          <a:prstGeom prst="rect">
+                            <a:avLst/>
+                          </a:prstGeom>
+                          <a:noFill/>
+                          <a:ln w="9525">
+                            <a:noFill/>
+                            <a:headEnd/>
+                            <a:tailEnd/>
+                          </a:ln>
+                        </pic:spPr>
+                      </pic:pic>
+                    </a:graphicData>
+                  </a:graphic>
+                </wp:inline>
+              </w:drawing>
+            </w:r>
+          </w:p>
+        </w:tc>
+      </w:tr>
+      <w:tr>
+        <w:tc>
+          <w:tcPr/>
+          <w:p>
+            <w:pPr>
+              <w:pStyle w:val="Compact"/>
+              <w:jc w:val="left"/>
+            </w:pPr>
+            <w:r>
+              <w:t xml:space="preserve">Left</w:t>
+            </w:r>
+          </w:p>
+        </w:tc>
+        <w:tc>
+          <w:tcPr/>
+          <w:p>
+            <w:pPr>
+              <w:pStyle w:val="Compact"/>
+              <w:jc w:val="left"/>
+            </w:pPr>
+            <w:r>
+              <w:t xml:space="preserve">Cont PFCl 6</w:t>
+            </w:r>
+          </w:p>
+        </w:tc>
+        <w:tc>
+          <w:tcPr/>
+          <w:p>
+            <w:pPr>
+              <w:pStyle w:val="Compact"/>
+              <w:jc w:val="right"/>
+            </w:pPr>
+            <w:r>
+              <w:t xml:space="preserve">-0.014 [-0.025, -0.003]</w:t>
+            </w:r>
+          </w:p>
+        </w:tc>
+        <w:tc>
+          <w:tcPr/>
+          <w:p>
+            <w:pPr>
+              <w:pStyle w:val="Compact"/>
+              <w:jc w:val="center"/>
+            </w:pPr>
+            <w:r>
+              <w:drawing>
+                <wp:inline>
+                  <wp:extent cx="984738" cy="666686"/>
+                  <wp:effectExtent b="0" l="0" r="0" t="0"/>
+                  <wp:docPr descr="" title="" id="1" name="Picture"/>
+                  <a:graphic>
+                    <a:graphicData uri="http://schemas.openxmlformats.org/drawingml/2006/picture">
+                      <pic:pic>
+                        <pic:nvPicPr>
+                          <pic:cNvPr descr="plots/parcel_icons/7Networks_LH_Cont_PFCl_6_lateral.png" id="0" name="Picture"/>
+                          <pic:cNvPicPr>
+                            <a:picLocks noChangeArrowheads="1" noChangeAspect="1"/>
+                          </pic:cNvPicPr>
+                        </pic:nvPicPr>
+                        <pic:blipFill>
+                          <a:blip r:embed="rId22"/>
+                          <a:stretch>
+                            <a:fillRect/>
+                          </a:stretch>
+                        </pic:blipFill>
+                        <pic:spPr bwMode="auto">
+                          <a:xfrm>
+                            <a:off x="0" y="0"/>
+                            <a:ext cx="984738" cy="666686"/>
+                          </a:xfrm>
+                          <a:prstGeom prst="rect">
+                            <a:avLst/>
+                          </a:prstGeom>
+                          <a:noFill/>
+                          <a:ln w="9525">
+                            <a:noFill/>
+                            <a:headEnd/>
+                            <a:tailEnd/>
+                          </a:ln>
+                        </pic:spPr>
+                      </pic:pic>
+                    </a:graphicData>
+                  </a:graphic>
+                </wp:inline>
+              </w:drawing>
+            </w:r>
+          </w:p>
+        </w:tc>
+      </w:tr>
+      <w:tr>
+        <w:tc>
+          <w:tcPr/>
+          <w:p>
+            <w:pPr>
+              <w:pStyle w:val="Compact"/>
+              <w:jc w:val="left"/>
+            </w:pPr>
+            <w:r>
+              <w:t xml:space="preserve">Right</w:t>
+            </w:r>
+          </w:p>
+        </w:tc>
+        <w:tc>
+          <w:tcPr/>
+          <w:p>
+            <w:pPr>
+              <w:pStyle w:val="Compact"/>
+              <w:jc w:val="left"/>
+            </w:pPr>
+            <w:r>
+              <w:t xml:space="preserve">DorsAttn Post 3</w:t>
+            </w:r>
+          </w:p>
+        </w:tc>
+        <w:tc>
+          <w:tcPr/>
+          <w:p>
+            <w:pPr>
+              <w:pStyle w:val="Compact"/>
+              <w:jc w:val="right"/>
+            </w:pPr>
+            <w:r>
+              <w:t xml:space="preserve">-0.015 [-0.029, -0.002]</w:t>
+            </w:r>
+          </w:p>
+        </w:tc>
+        <w:tc>
+          <w:tcPr/>
+          <w:p>
+            <w:pPr>
+              <w:pStyle w:val="Compact"/>
+              <w:jc w:val="center"/>
+            </w:pPr>
+            <w:r>
+              <w:drawing>
+                <wp:inline>
+                  <wp:extent cx="984738" cy="666686"/>
+                  <wp:effectExtent b="0" l="0" r="0" t="0"/>
+                  <wp:docPr descr="" title="" id="1" name="Picture"/>
+                  <a:graphic>
+                    <a:graphicData uri="http://schemas.openxmlformats.org/drawingml/2006/picture">
+                      <pic:pic>
+                        <pic:nvPicPr>
+                          <pic:cNvPr descr="plots/parcel_icons/7Networks_RH_DorsAttn_Post_3_lateral.png" id="0" name="Picture"/>
+                          <pic:cNvPicPr>
+                            <a:picLocks noChangeArrowheads="1" noChangeAspect="1"/>
+                          </pic:cNvPicPr>
+                        </pic:nvPicPr>
+                        <pic:blipFill>
+                          <a:blip r:embed="rId23"/>
+                          <a:stretch>
+                            <a:fillRect/>
+                          </a:stretch>
+                        </pic:blipFill>
+                        <pic:spPr bwMode="auto">
+                          <a:xfrm>
+                            <a:off x="0" y="0"/>
+                            <a:ext cx="984738" cy="666686"/>
+                          </a:xfrm>
+                          <a:prstGeom prst="rect">
+                            <a:avLst/>
+                          </a:prstGeom>
+                          <a:noFill/>
+                          <a:ln w="9525">
+                            <a:noFill/>
+                            <a:headEnd/>
+                            <a:tailEnd/>
+                          </a:ln>
+                        </pic:spPr>
+                      </pic:pic>
+                    </a:graphicData>
+                  </a:graphic>
+                </wp:inline>
+              </w:drawing>
+            </w:r>
+          </w:p>
+        </w:tc>
+      </w:tr>
+      <w:tr>
+        <w:tc>
+          <w:tcPr/>
+          <w:p>
+            <w:pPr>
+              <w:pStyle w:val="Compact"/>
+              <w:jc w:val="left"/>
+            </w:pPr>
+            <w:r>
+              <w:t xml:space="preserve">Right</w:t>
+            </w:r>
+          </w:p>
+        </w:tc>
+        <w:tc>
+          <w:tcPr/>
+          <w:p>
+            <w:pPr>
+              <w:pStyle w:val="Compact"/>
+              <w:jc w:val="left"/>
+            </w:pPr>
+            <w:r>
+              <w:t xml:space="preserve">Cont PFCl 2</w:t>
+            </w:r>
+          </w:p>
+        </w:tc>
+        <w:tc>
+          <w:tcPr/>
+          <w:p>
+            <w:pPr>
+              <w:pStyle w:val="Compact"/>
+              <w:jc w:val="right"/>
+            </w:pPr>
+            <w:r>
+              <w:t xml:space="preserve">-0.014 [-0.025, -0.003]</w:t>
+            </w:r>
+          </w:p>
+        </w:tc>
+        <w:tc>
+          <w:tcPr/>
+          <w:p>
+            <w:pPr>
+              <w:pStyle w:val="Compact"/>
+              <w:jc w:val="center"/>
+            </w:pPr>
+            <w:r>
+              <w:drawing>
+                <wp:inline>
+                  <wp:extent cx="984738" cy="666686"/>
+                  <wp:effectExtent b="0" l="0" r="0" t="0"/>
+                  <wp:docPr descr="" title="" id="1" name="Picture"/>
+                  <a:graphic>
+                    <a:graphicData uri="http://schemas.openxmlformats.org/drawingml/2006/picture">
+                      <pic:pic>
+                        <pic:nvPicPr>
+                          <pic:cNvPr descr="plots/parcel_icons/7Networks_RH_Cont_PFCl_2_lateral.png" id="0" name="Picture"/>
+                          <pic:cNvPicPr>
+                            <a:picLocks noChangeArrowheads="1" noChangeAspect="1"/>
+                          </pic:cNvPicPr>
+                        </pic:nvPicPr>
+                        <pic:blipFill>
+                          <a:blip r:embed="rId24"/>
+                          <a:stretch>
+                            <a:fillRect/>
+                          </a:stretch>
+                        </pic:blipFill>
+                        <pic:spPr bwMode="auto">
+                          <a:xfrm>
+                            <a:off x="0" y="0"/>
+                            <a:ext cx="984738" cy="666686"/>
+                          </a:xfrm>
+                          <a:prstGeom prst="rect">
+                            <a:avLst/>
+                          </a:prstGeom>
+                          <a:noFill/>
+                          <a:ln w="9525">
+                            <a:noFill/>
+                            <a:headEnd/>
+                            <a:tailEnd/>
+                          </a:ln>
+                        </pic:spPr>
+                      </pic:pic>
+                    </a:graphicData>
+                  </a:graphic>
+                </wp:inline>
+              </w:drawing>
+            </w:r>
+          </w:p>
+        </w:tc>
+      </w:tr>
+      <w:tr>
+        <w:tc>
+          <w:tcPr/>
+          <w:p>
+            <w:pPr>
+              <w:pStyle w:val="Compact"/>
+              <w:jc w:val="left"/>
+            </w:pPr>
+            <w:r>
+              <w:t xml:space="preserve">Right</w:t>
+            </w:r>
+          </w:p>
+        </w:tc>
+        <w:tc>
+          <w:tcPr/>
+          <w:p>
+            <w:pPr>
+              <w:pStyle w:val="Compact"/>
+              <w:jc w:val="left"/>
+            </w:pPr>
+            <w:r>
+              <w:t xml:space="preserve">Cont PFCl 4</w:t>
+            </w:r>
+          </w:p>
+        </w:tc>
+        <w:tc>
+          <w:tcPr/>
+          <w:p>
+            <w:pPr>
+              <w:pStyle w:val="Compact"/>
+              <w:jc w:val="right"/>
+            </w:pPr>
+            <w:r>
+              <w:t xml:space="preserve">-0.016 [-0.030, -0.003]</w:t>
+            </w:r>
+          </w:p>
+        </w:tc>
+        <w:tc>
+          <w:tcPr/>
+          <w:p>
+            <w:pPr>
+              <w:pStyle w:val="Compact"/>
+              <w:jc w:val="center"/>
+            </w:pPr>
+            <w:r>
+              <w:drawing>
+                <wp:inline>
+                  <wp:extent cx="984738" cy="666686"/>
+                  <wp:effectExtent b="0" l="0" r="0" t="0"/>
+                  <wp:docPr descr="" title="" id="1" name="Picture"/>
+                  <a:graphic>
+                    <a:graphicData uri="http://schemas.openxmlformats.org/drawingml/2006/picture">
+                      <pic:pic>
+                        <pic:nvPicPr>
+                          <pic:cNvPr descr="plots/parcel_icons/7Networks_RH_Cont_PFCl_4_lateral.png" id="0" name="Picture"/>
+                          <pic:cNvPicPr>
+                            <a:picLocks noChangeArrowheads="1" noChangeAspect="1"/>
+                          </pic:cNvPicPr>
+                        </pic:nvPicPr>
+                        <pic:blipFill>
+                          <a:blip r:embed="rId25"/>
+                          <a:stretch>
+                            <a:fillRect/>
+                          </a:stretch>
+                        </pic:blipFill>
+                        <pic:spPr bwMode="auto">
+                          <a:xfrm>
+                            <a:off x="0" y="0"/>
+                            <a:ext cx="984738" cy="666686"/>
+                          </a:xfrm>
+                          <a:prstGeom prst="rect">
+                            <a:avLst/>
+                          </a:prstGeom>
+                          <a:noFill/>
+                          <a:ln w="9525">
+                            <a:noFill/>
+                            <a:headEnd/>
+                            <a:tailEnd/>
+                          </a:ln>
+                        </pic:spPr>
+                      </pic:pic>
+                    </a:graphicData>
+                  </a:graphic>
+                </wp:inline>
+              </w:drawing>
+            </w:r>
+          </w:p>
+        </w:tc>
+      </w:tr>
+    </w:tbl>
     <w:sectPr/>
   </w:body>
 </w:document>
